--- a/FIMsim_Manual_DEM_LULC.docx
+++ b/FIMsim_Manual_DEM_LULC.docx
@@ -87,14 +87,7 @@
         <w:jc w:val="center"/>
       </w:pPr>
       <w:r>
-        <w:rPr>
-          <w:i/>
-          <w:iCs/>
-          <w:color w:val="4A5568"/>
-          <w:sz w:val="24"/>
-          <w:szCs w:val="24"/>
-        </w:rPr>
-        <w:t>User Manual — DEM &amp; LULC Modes</w:t>
+        <w:t>User Manual — DEM, LULC, Flowline &amp; Streamflow Data Modes</w:t>
       </w:r>
     </w:p>
     <w:p>
@@ -364,10 +357,7 @@
         <w:spacing w:before="60" w:after="80"/>
       </w:pPr>
       <w:r>
-        <w:t xml:space="preserve">FIMsim provides two standalone preprocessing modes for </w:t>
-      </w:r>
-      <w:r>
-        <w:t>DEM and LULC.</w:t>
+        <w:t>FIMsim provides four standalone preprocessing modes for DEM, LULC, Flowline, and Streamflow Data.</w:t>
       </w:r>
     </w:p>
     <w:p>
@@ -412,139 +402,41 @@
               <w:bottom w:val="single" w:sz="1" w:space="0" w:color="CBD5E0"/>
               <w:right w:val="single" w:sz="1" w:space="0" w:color="CBD5E0"/>
             </w:tcBorders>
-            <w:shd w:val="clear" w:color="auto" w:fill="EBF8FF"/>
-            <w:tcMar>
-              <w:top w:w="140" w:type="dxa"/>
-              <w:left w:w="160" w:type="dxa"/>
-              <w:bottom w:w="140" w:type="dxa"/>
-              <w:right w:w="160" w:type="dxa"/>
-            </w:tcMar>
-          </w:tcPr>
-          <w:p>
-            <w:pPr>
-              <w:spacing w:after="60"/>
+            <w:shd w:val="clear" w:color="auto" w:fill="EAF7FF"/>
+            <w:tcMar>
+              <w:top w:w="80" w:type="dxa"/>
+              <w:left w:w="120" w:type="dxa"/>
+              <w:bottom w:w="80" w:type="dxa"/>
+              <w:right w:w="120" w:type="dxa"/>
+            </w:tcMar>
+            <w:vAlign w:val="center"/>
+          </w:tcPr>
+          <w:p>
+            <w:pPr>
+              <w:spacing w:after="40"/>
             </w:pPr>
             <w:r>
               <w:rPr>
                 <w:b/>
-                <w:bCs/>
                 <w:color w:val="1A3C5E"/>
                 <w:sz w:val="24"/>
-                <w:szCs w:val="24"/>
               </w:rPr>
               <w:t>DEM Mode</w:t>
-            </w:r>
-          </w:p>
-          <w:p>
-            <w:pPr>
-              <w:spacing w:after="40"/>
-            </w:pPr>
+              <w:br/>
+            </w:r>
             <w:r>
               <w:rPr>
                 <w:sz w:val="21"/>
-                <w:szCs w:val="21"/>
               </w:rPr>
               <w:t>Download and process Digital Elevation Models for any Area of Interest (AOI).</w:t>
-            </w:r>
-          </w:p>
-          <w:p>
-            <w:r>
-              <w:rPr>
-                <w:i/>
-                <w:iCs/>
+              <w:br/>
+            </w:r>
+            <w:r>
+              <w:rPr>
                 <w:color w:val="4A5568"/>
                 <w:sz w:val="20"/>
-                <w:szCs w:val="20"/>
-              </w:rPr>
-              <w:t xml:space="preserve">Output: </w:t>
-            </w:r>
-            <w:r>
-              <w:rPr>
-                <w:i/>
-                <w:iCs/>
-                <w:color w:val="4A5568"/>
-                <w:sz w:val="20"/>
-                <w:szCs w:val="20"/>
-              </w:rPr>
-              <w:t>(.</w:t>
-            </w:r>
-            <w:proofErr w:type="spellStart"/>
-            <w:r>
-              <w:rPr>
-                <w:i/>
-                <w:iCs/>
-                <w:color w:val="4A5568"/>
-                <w:sz w:val="20"/>
-                <w:szCs w:val="20"/>
-              </w:rPr>
-              <w:t>tif</w:t>
-            </w:r>
-            <w:proofErr w:type="spellEnd"/>
-            <w:r>
-              <w:rPr>
-                <w:i/>
-                <w:iCs/>
-                <w:color w:val="4A5568"/>
-                <w:sz w:val="20"/>
-                <w:szCs w:val="20"/>
-              </w:rPr>
-              <w:t xml:space="preserve"> / .</w:t>
-            </w:r>
-            <w:proofErr w:type="spellStart"/>
-            <w:r>
-              <w:rPr>
-                <w:i/>
-                <w:iCs/>
-                <w:color w:val="4A5568"/>
-                <w:sz w:val="20"/>
-                <w:szCs w:val="20"/>
-              </w:rPr>
-              <w:t>asc</w:t>
-            </w:r>
-            <w:proofErr w:type="spellEnd"/>
-            <w:r>
-              <w:rPr>
-                <w:i/>
-                <w:iCs/>
-                <w:color w:val="4A5568"/>
-                <w:sz w:val="20"/>
-                <w:szCs w:val="20"/>
-              </w:rPr>
-              <w:t xml:space="preserve"> </w:t>
-            </w:r>
-            <w:proofErr w:type="gramStart"/>
-            <w:r>
-              <w:rPr>
-                <w:i/>
-                <w:iCs/>
-                <w:color w:val="4A5568"/>
-                <w:sz w:val="20"/>
-                <w:szCs w:val="20"/>
-              </w:rPr>
-              <w:t>/ .</w:t>
-            </w:r>
-            <w:proofErr w:type="spellStart"/>
-            <w:r>
-              <w:rPr>
-                <w:i/>
-                <w:iCs/>
-                <w:color w:val="4A5568"/>
-                <w:sz w:val="20"/>
-                <w:szCs w:val="20"/>
-              </w:rPr>
-              <w:t>gpkg</w:t>
-            </w:r>
-            <w:proofErr w:type="spellEnd"/>
-            <w:proofErr w:type="gramEnd"/>
-            <w:r>
-              <w:rPr>
-                <w:i/>
-                <w:iCs/>
-                <w:color w:val="4A5568"/>
-                <w:sz w:val="20"/>
-                <w:szCs w:val="20"/>
-              </w:rPr>
-              <w:t>)</w:t>
+              </w:rPr>
+              <w:t>Output: DEM raster (.tif / .asc / .gpkg).</w:t>
             </w:r>
           </w:p>
         </w:tc>
@@ -557,150 +449,125 @@
               <w:bottom w:val="single" w:sz="1" w:space="0" w:color="CBD5E0"/>
               <w:right w:val="single" w:sz="1" w:space="0" w:color="CBD5E0"/>
             </w:tcBorders>
-            <w:shd w:val="clear" w:color="auto" w:fill="E6FFFA"/>
-            <w:tcMar>
-              <w:top w:w="140" w:type="dxa"/>
-              <w:left w:w="160" w:type="dxa"/>
-              <w:bottom w:w="140" w:type="dxa"/>
-              <w:right w:w="160" w:type="dxa"/>
-            </w:tcMar>
-          </w:tcPr>
-          <w:p>
-            <w:pPr>
-              <w:spacing w:after="60"/>
+            <w:shd w:val="clear" w:color="auto" w:fill="E8FBF7"/>
+            <w:tcMar>
+              <w:top w:w="80" w:type="dxa"/>
+              <w:left w:w="120" w:type="dxa"/>
+              <w:bottom w:w="80" w:type="dxa"/>
+              <w:right w:w="120" w:type="dxa"/>
+            </w:tcMar>
+            <w:vAlign w:val="center"/>
+          </w:tcPr>
+          <w:p>
+            <w:pPr>
+              <w:spacing w:after="40"/>
             </w:pPr>
             <w:r>
               <w:rPr>
                 <w:b/>
-                <w:bCs/>
                 <w:color w:val="234E52"/>
                 <w:sz w:val="24"/>
-                <w:szCs w:val="24"/>
               </w:rPr>
               <w:t>LULC &amp; Manning Mode</w:t>
-            </w:r>
-          </w:p>
-          <w:p>
-            <w:pPr>
-              <w:spacing w:after="40"/>
-            </w:pPr>
+              <w:br/>
+            </w:r>
             <w:r>
               <w:rPr>
                 <w:sz w:val="21"/>
-                <w:szCs w:val="21"/>
               </w:rPr>
               <w:t>Download land use/land cover data and assign Manning’s n roughness coefficients.</w:t>
-            </w:r>
-          </w:p>
-          <w:p>
-            <w:pPr>
-              <w:rPr>
-                <w:i/>
-                <w:iCs/>
+              <w:br/>
+            </w:r>
+            <w:r>
+              <w:rPr>
                 <w:color w:val="4A5568"/>
                 <w:sz w:val="20"/>
-                <w:szCs w:val="20"/>
-              </w:rPr>
-            </w:pPr>
-            <w:r>
-              <w:rPr>
-                <w:i/>
-                <w:iCs/>
+              </w:rPr>
+              <w:t>Output: LULC raster and Manning’s n raster / table.</w:t>
+            </w:r>
+          </w:p>
+        </w:tc>
+      </w:tr>
+      <w:tr>
+        <w:tc>
+          <w:tcPr>
+            <w:tcW w:type="dxa" w:w="4580"/>
+            <w:shd w:fill="EAF7FF"/>
+            <w:tcMar>
+              <w:left w:w="120" w:type="dxa"/>
+              <w:right w:w="120" w:type="dxa"/>
+              <w:top w:w="80" w:type="dxa"/>
+              <w:bottom w:w="80" w:type="dxa"/>
+            </w:tcMar>
+            <w:vAlign w:val="center"/>
+          </w:tcPr>
+          <w:p>
+            <w:pPr>
+              <w:spacing w:after="40"/>
+            </w:pPr>
+            <w:r>
+              <w:rPr>
+                <w:b/>
+                <w:color w:val="1A3C5E"/>
+                <w:sz w:val="24"/>
+              </w:rPr>
+              <w:t>Flowline Mode</w:t>
+              <w:br/>
+            </w:r>
+            <w:r>
+              <w:rPr>
+                <w:sz w:val="21"/>
+              </w:rPr>
+              <w:t>Download NHD river flowlines, identify the main river, save USGS gages, and export NWM feature IDs.</w:t>
+              <w:br/>
+            </w:r>
+            <w:r>
+              <w:rPr>
                 <w:color w:val="4A5568"/>
                 <w:sz w:val="20"/>
-                <w:szCs w:val="20"/>
-              </w:rPr>
-              <w:t>Output: LULC raster + Manning’s n raster</w:t>
-            </w:r>
-          </w:p>
-          <w:p>
-            <w:r>
-              <w:rPr>
-                <w:i/>
-                <w:iCs/>
+              </w:rPr>
+              <w:t>Output: flowlines (.shp / .gpkg / .tif / .csv), gages CSV, feature IDs CSV.</w:t>
+            </w:r>
+          </w:p>
+        </w:tc>
+        <w:tc>
+          <w:tcPr>
+            <w:tcW w:type="dxa" w:w="4780"/>
+            <w:shd w:fill="E8FBF7"/>
+            <w:tcMar>
+              <w:left w:w="120" w:type="dxa"/>
+              <w:right w:w="120" w:type="dxa"/>
+              <w:top w:w="80" w:type="dxa"/>
+              <w:bottom w:w="80" w:type="dxa"/>
+            </w:tcMar>
+            <w:vAlign w:val="center"/>
+          </w:tcPr>
+          <w:p>
+            <w:pPr>
+              <w:spacing w:after="40"/>
+            </w:pPr>
+            <w:r>
+              <w:rPr>
+                <w:b/>
+                <w:color w:val="234E52"/>
+                <w:sz w:val="24"/>
+              </w:rPr>
+              <w:t>Streamflow Data Mode</w:t>
+              <w:br/>
+            </w:r>
+            <w:r>
+              <w:rPr>
+                <w:sz w:val="21"/>
+              </w:rPr>
+              <w:t>Download discharge time series from NOAA NWM retrospective, NOAA NWM forecast, or USGS stream gages.</w:t>
+              <w:br/>
+            </w:r>
+            <w:r>
+              <w:rPr>
                 <w:color w:val="4A5568"/>
                 <w:sz w:val="20"/>
-                <w:szCs w:val="20"/>
-              </w:rPr>
-              <w:t xml:space="preserve"> (.</w:t>
-            </w:r>
-            <w:proofErr w:type="spellStart"/>
-            <w:r>
-              <w:rPr>
-                <w:i/>
-                <w:iCs/>
-                <w:color w:val="4A5568"/>
-                <w:sz w:val="20"/>
-                <w:szCs w:val="20"/>
-              </w:rPr>
-              <w:t>tif</w:t>
-            </w:r>
-            <w:proofErr w:type="spellEnd"/>
-            <w:r>
-              <w:rPr>
-                <w:i/>
-                <w:iCs/>
-                <w:color w:val="4A5568"/>
-                <w:sz w:val="20"/>
-                <w:szCs w:val="20"/>
-              </w:rPr>
-              <w:t xml:space="preserve"> / .</w:t>
-            </w:r>
-            <w:proofErr w:type="spellStart"/>
-            <w:r>
-              <w:rPr>
-                <w:i/>
-                <w:iCs/>
-                <w:color w:val="4A5568"/>
-                <w:sz w:val="20"/>
-                <w:szCs w:val="20"/>
-              </w:rPr>
-              <w:t>asc</w:t>
-            </w:r>
-            <w:proofErr w:type="spellEnd"/>
-            <w:r>
-              <w:rPr>
-                <w:i/>
-                <w:iCs/>
-                <w:color w:val="4A5568"/>
-                <w:sz w:val="20"/>
-                <w:szCs w:val="20"/>
-              </w:rPr>
-              <w:t xml:space="preserve"> </w:t>
-            </w:r>
-            <w:proofErr w:type="gramStart"/>
-            <w:r>
-              <w:rPr>
-                <w:i/>
-                <w:iCs/>
-                <w:color w:val="4A5568"/>
-                <w:sz w:val="20"/>
-                <w:szCs w:val="20"/>
-              </w:rPr>
-              <w:t>/ .</w:t>
-            </w:r>
-            <w:proofErr w:type="spellStart"/>
-            <w:r>
-              <w:rPr>
-                <w:i/>
-                <w:iCs/>
-                <w:color w:val="4A5568"/>
-                <w:sz w:val="20"/>
-                <w:szCs w:val="20"/>
-              </w:rPr>
-              <w:t>gpkg</w:t>
-            </w:r>
-            <w:proofErr w:type="spellEnd"/>
-            <w:proofErr w:type="gramEnd"/>
-            <w:r>
-              <w:rPr>
-                <w:i/>
-                <w:iCs/>
-                <w:color w:val="4A5568"/>
-                <w:sz w:val="20"/>
-                <w:szCs w:val="20"/>
-              </w:rPr>
-              <w:t>)</w:t>
+              </w:rPr>
+              <w:t>Output: CSV files with time_hours and discharge_cms.</w:t>
             </w:r>
           </w:p>
         </w:tc>
@@ -716,13 +583,7 @@
         <w:spacing w:before="60" w:after="80"/>
       </w:pPr>
       <w:r>
-        <w:t>Both modes support multiple AOI</w:t>
-      </w:r>
-      <w:r>
-        <w:t>s</w:t>
-      </w:r>
-      <w:r>
-        <w:t>. Results are saved inside a project folder you define at the start.</w:t>
+        <w:t>DEM, LULC, and Flowline modes support multiple AOIs. Streamflow Data Mode can be used independently by entering NWM feature IDs or USGS gage numbers. Results are saved inside a project folder you define at the start.</w:t>
       </w:r>
     </w:p>
     <w:p>
@@ -1229,7 +1090,7 @@
       </w:pPr>
       <w:r>
         <w:rPr>
-          <w:color w:val="000000" w:themeColor="text1"/>
+          <w:color w:val="000000"/>
         </w:rPr>
         <w:t>Step 1 — Create or Open a Project</w:t>
       </w:r>
@@ -1293,7 +1154,7 @@
       </w:pPr>
       <w:r>
         <w:rPr>
-          <w:color w:val="000000" w:themeColor="text1"/>
+          <w:color w:val="000000"/>
         </w:rPr>
         <w:t>Step 2 — Define Area(s) of Interest (AOI)</w:t>
       </w:r>
@@ -1544,7 +1405,7 @@
       </w:pPr>
       <w:r>
         <w:rPr>
-          <w:color w:val="000000" w:themeColor="text1"/>
+          <w:color w:val="000000"/>
         </w:rPr>
         <w:t>Step 3 — Configure DEM Settings</w:t>
       </w:r>
@@ -1679,17 +1540,29 @@
           </w:tcPr>
           <w:p>
             <w:r>
+              <w:rPr>
+                <w:b/>
+              </w:rPr>
               <w:t xml:space="preserve">3DEP — USGS 3D Elevation Program. </w:t>
             </w:r>
           </w:p>
           <w:p>
             <w:r>
+              <w:rPr>
+                <w:b/>
+              </w:rPr>
               <w:t xml:space="preserve">HAND </w:t>
             </w:r>
             <w:r>
+              <w:rPr>
+                <w:b/>
+              </w:rPr>
               <w:t>DEMs</w:t>
             </w:r>
             <w:r>
+              <w:rPr>
+                <w:b/>
+              </w:rPr>
               <w:t>.</w:t>
             </w:r>
           </w:p>
@@ -1975,7 +1848,7 @@
       </w:pPr>
       <w:r>
         <w:rPr>
-          <w:color w:val="000000" w:themeColor="text1"/>
+          <w:color w:val="000000"/>
         </w:rPr>
         <w:lastRenderedPageBreak/>
         <w:t>Step 4 — Run</w:t>
@@ -2309,35 +2182,35 @@
       </w:pPr>
       <w:r>
         <w:rPr>
+          <w:color w:val="000000"/>
+        </w:rPr>
+        <w:t>Steps 1–2 — Project and AOI</w:t>
+      </w:r>
+    </w:p>
+    <w:p>
+      <w:pPr>
+        <w:spacing w:before="60" w:after="80"/>
+      </w:pPr>
+      <w:r>
+        <w:t xml:space="preserve">Follow the same steps as DEM Mode (see above). The project and AOI setup </w:t>
+      </w:r>
+      <w:r>
+        <w:t>are</w:t>
+      </w:r>
+      <w:r>
+        <w:t xml:space="preserve"> identical.</w:t>
+      </w:r>
+    </w:p>
+    <w:p>
+      <w:pPr>
+        <w:pStyle w:val="Heading2"/>
+        <w:rPr>
           <w:color w:val="000000" w:themeColor="text1"/>
         </w:rPr>
-        <w:t>Steps 1–2 — Project and AOI</w:t>
-      </w:r>
-    </w:p>
-    <w:p>
-      <w:pPr>
-        <w:spacing w:before="60" w:after="80"/>
-      </w:pPr>
-      <w:r>
-        <w:t xml:space="preserve">Follow the same steps as DEM Mode (see above). The project and AOI setup </w:t>
-      </w:r>
-      <w:r>
-        <w:t>are</w:t>
-      </w:r>
-      <w:r>
-        <w:t xml:space="preserve"> identical.</w:t>
-      </w:r>
-    </w:p>
-    <w:p>
-      <w:pPr>
-        <w:pStyle w:val="Heading2"/>
-        <w:rPr>
-          <w:color w:val="000000" w:themeColor="text1"/>
-        </w:rPr>
-      </w:pPr>
-      <w:r>
-        <w:rPr>
-          <w:color w:val="000000" w:themeColor="text1"/>
+      </w:pPr>
+      <w:r>
+        <w:rPr>
+          <w:color w:val="000000"/>
         </w:rPr>
         <w:t>Step 3 — Configure Manning’s n Settings</w:t>
       </w:r>
@@ -2442,6 +2315,7 @@
             </w:pPr>
             <w:r>
               <w:rPr>
+                <w:b/>
                 <w:color w:val="000000" w:themeColor="text1"/>
               </w:rPr>
               <w:t>A single Manning’s n value is applied uniformly across the entire AOI.</w:t>
@@ -2455,6 +2329,7 @@
             </w:pPr>
             <w:r>
               <w:rPr>
+                <w:b/>
                 <w:i/>
                 <w:iCs/>
                 <w:color w:val="000000" w:themeColor="text1"/>
@@ -2700,7 +2575,7 @@
       </w:pPr>
       <w:r>
         <w:rPr>
-          <w:color w:val="000000" w:themeColor="text1"/>
+          <w:color w:val="000000"/>
         </w:rPr>
         <w:t>Step 4 — Run</w:t>
       </w:r>
@@ -2801,9 +2676,1981 @@
         <w:t xml:space="preserve"> (ASCII grid if requested).</w:t>
       </w:r>
     </w:p>
+    <w:p>
+      <w:r>
+        <w:br w:type="page"/>
+      </w:r>
+    </w:p>
+    <w:p>
+      <w:pPr>
+        <w:pStyle w:val="Heading1"/>
+      </w:pPr>
+      <w:r>
+        <w:rPr>
+          <w:color w:val="4C94D8"/>
+        </w:rPr>
+        <w:t>Flowline Mode</w:t>
+      </w:r>
+    </w:p>
+    <w:p>
+      <w:r>
+        <w:t>Flowline Mode downloads and processes river network data for one or more Areas of Interest using NHD flowlines. It can save the main river, all flowlines clipped to the AOI, nearby USGS gages, and NWM feature IDs that can be used later for streamflow downloads.</w:t>
+      </w:r>
+    </w:p>
+    <w:p>
+      <w:pPr>
+        <w:pStyle w:val="Heading2"/>
+      </w:pPr>
+      <w:r>
+        <w:rPr>
+          <w:color w:val="000000"/>
+        </w:rPr>
+        <w:t>Steps 1–2 — Project and AOI</w:t>
+      </w:r>
+    </w:p>
+    <w:p>
+      <w:r>
+        <w:t>Follow the same project and AOI setup steps as DEM Mode. After AOIs are confirmed, each AOI gets its own flowline settings card.</w:t>
+      </w:r>
+    </w:p>
+    <w:p>
+      <w:pPr>
+        <w:pStyle w:val="Heading2"/>
+      </w:pPr>
+      <w:r>
+        <w:rPr>
+          <w:color w:val="000000"/>
+        </w:rPr>
+        <w:t>Step 3 — Configure Flowline Settings</w:t>
+      </w:r>
+    </w:p>
+    <w:p>
+      <w:r>
+        <w:t>For each AOI, choose which flowline products to save and which format to use:</w:t>
+      </w:r>
+    </w:p>
+    <w:tbl>
+      <w:tblPr>
+        <w:tblW w:type="auto" w:w="0"/>
+        <w:tblLook w:firstColumn="1" w:firstRow="1" w:lastColumn="0" w:lastRow="0" w:noHBand="0" w:noVBand="1" w:val="04A0"/>
+        <w:tblBorders>
+          <w:top w:val="single" w:sz="4" w:space="0" w:color="auto"/>
+          <w:left w:val="single" w:sz="4" w:space="0" w:color="auto"/>
+          <w:bottom w:val="single" w:sz="4" w:space="0" w:color="auto"/>
+          <w:right w:val="single" w:sz="4" w:space="0" w:color="auto"/>
+          <w:insideH w:val="single" w:sz="4" w:space="0" w:color="auto"/>
+          <w:insideV w:val="single" w:sz="4" w:space="0" w:color="auto"/>
+        </w:tblBorders>
+      </w:tblPr>
+      <w:tblGrid>
+        <w:gridCol w:w="3360"/>
+        <w:gridCol w:w="3360"/>
+        <w:gridCol w:w="3360"/>
+      </w:tblGrid>
+      <w:tr>
+        <w:tc>
+          <w:tcPr>
+            <w:tcW w:type="dxa" w:w="3360"/>
+            <w:vAlign w:val="center"/>
+            <w:tcMar>
+              <w:left w:w="10" w:type="dxa"/>
+              <w:right w:w="10" w:type="dxa"/>
+              <w:top w:w="35" w:type="dxa"/>
+              <w:bottom w:w="35" w:type="dxa"/>
+            </w:tcMar>
+          </w:tcPr>
+          <w:p>
+            <w:pPr>
+              <w:spacing w:after="20" w:line="252" w:lineRule="auto"/>
+            </w:pPr>
+            <w:r>
+              <w:rPr>
+                <w:b/>
+                <w:color w:val="000000"/>
+                <w:sz w:val="20"/>
+              </w:rPr>
+              <w:t>Option</w:t>
+            </w:r>
+          </w:p>
+        </w:tc>
+        <w:tc>
+          <w:tcPr>
+            <w:tcW w:type="dxa" w:w="3360"/>
+            <w:vAlign w:val="center"/>
+            <w:tcMar>
+              <w:left w:w="10" w:type="dxa"/>
+              <w:right w:w="10" w:type="dxa"/>
+              <w:top w:w="35" w:type="dxa"/>
+              <w:bottom w:w="35" w:type="dxa"/>
+            </w:tcMar>
+          </w:tcPr>
+          <w:p>
+            <w:pPr>
+              <w:spacing w:after="20" w:line="252" w:lineRule="auto"/>
+            </w:pPr>
+            <w:r>
+              <w:rPr>
+                <w:b/>
+                <w:color w:val="000000"/>
+                <w:sz w:val="20"/>
+              </w:rPr>
+              <w:t>Description</w:t>
+            </w:r>
+          </w:p>
+        </w:tc>
+        <w:tc>
+          <w:tcPr>
+            <w:tcW w:type="dxa" w:w="3360"/>
+            <w:vAlign w:val="center"/>
+            <w:tcMar>
+              <w:left w:w="10" w:type="dxa"/>
+              <w:right w:w="10" w:type="dxa"/>
+              <w:top w:w="35" w:type="dxa"/>
+              <w:bottom w:w="35" w:type="dxa"/>
+            </w:tcMar>
+          </w:tcPr>
+          <w:p>
+            <w:pPr>
+              <w:spacing w:after="20" w:line="252" w:lineRule="auto"/>
+            </w:pPr>
+            <w:r>
+              <w:rPr>
+                <w:b/>
+                <w:color w:val="000000"/>
+                <w:sz w:val="20"/>
+              </w:rPr>
+              <w:t>Available formats / notes</w:t>
+            </w:r>
+          </w:p>
+        </w:tc>
+      </w:tr>
+      <w:tr>
+        <w:tc>
+          <w:tcPr>
+            <w:tcW w:type="dxa" w:w="3360"/>
+            <w:vAlign w:val="center"/>
+            <w:tcMar>
+              <w:left w:w="10" w:type="dxa"/>
+              <w:right w:w="10" w:type="dxa"/>
+              <w:top w:w="35" w:type="dxa"/>
+              <w:bottom w:w="35" w:type="dxa"/>
+            </w:tcMar>
+          </w:tcPr>
+          <w:p>
+            <w:pPr>
+              <w:spacing w:after="20" w:line="252" w:lineRule="auto"/>
+            </w:pPr>
+            <w:r>
+              <w:rPr>
+                <w:color w:val="000000"/>
+                <w:sz w:val="20"/>
+              </w:rPr>
+              <w:t>Main river</w:t>
+            </w:r>
+          </w:p>
+        </w:tc>
+        <w:tc>
+          <w:tcPr>
+            <w:tcW w:type="dxa" w:w="3360"/>
+            <w:vAlign w:val="center"/>
+            <w:tcMar>
+              <w:left w:w="10" w:type="dxa"/>
+              <w:right w:w="10" w:type="dxa"/>
+              <w:top w:w="35" w:type="dxa"/>
+              <w:bottom w:w="35" w:type="dxa"/>
+            </w:tcMar>
+          </w:tcPr>
+          <w:p>
+            <w:pPr>
+              <w:spacing w:after="20" w:line="252" w:lineRule="auto"/>
+            </w:pPr>
+            <w:r>
+              <w:rPr>
+                <w:color w:val="000000"/>
+                <w:sz w:val="20"/>
+              </w:rPr>
+              <w:t>Saves the highest-stream-order NHD river reach identified inside the AOI.</w:t>
+            </w:r>
+          </w:p>
+        </w:tc>
+        <w:tc>
+          <w:tcPr>
+            <w:tcW w:type="dxa" w:w="3360"/>
+            <w:vAlign w:val="center"/>
+            <w:tcMar>
+              <w:left w:w="10" w:type="dxa"/>
+              <w:right w:w="10" w:type="dxa"/>
+              <w:top w:w="35" w:type="dxa"/>
+              <w:bottom w:w="35" w:type="dxa"/>
+            </w:tcMar>
+          </w:tcPr>
+          <w:p>
+            <w:pPr>
+              <w:spacing w:after="20" w:line="252" w:lineRule="auto"/>
+            </w:pPr>
+            <w:r>
+              <w:rPr>
+                <w:color w:val="000000"/>
+                <w:sz w:val="20"/>
+              </w:rPr>
+              <w:t>Shapefile (.shp), GeoPackage (.gpkg), TIF raster (.tif), or CSV (.csv). This option is selected by default.</w:t>
+            </w:r>
+          </w:p>
+        </w:tc>
+      </w:tr>
+      <w:tr>
+        <w:tc>
+          <w:tcPr>
+            <w:tcW w:type="dxa" w:w="3360"/>
+            <w:vAlign w:val="center"/>
+            <w:tcMar>
+              <w:left w:w="10" w:type="dxa"/>
+              <w:right w:w="10" w:type="dxa"/>
+              <w:top w:w="35" w:type="dxa"/>
+              <w:bottom w:w="35" w:type="dxa"/>
+            </w:tcMar>
+          </w:tcPr>
+          <w:p>
+            <w:pPr>
+              <w:spacing w:after="20" w:line="252" w:lineRule="auto"/>
+            </w:pPr>
+            <w:r>
+              <w:rPr>
+                <w:color w:val="000000"/>
+                <w:sz w:val="20"/>
+              </w:rPr>
+              <w:t>All flowlines</w:t>
+            </w:r>
+          </w:p>
+        </w:tc>
+        <w:tc>
+          <w:tcPr>
+            <w:tcW w:type="dxa" w:w="3360"/>
+            <w:vAlign w:val="center"/>
+            <w:tcMar>
+              <w:left w:w="10" w:type="dxa"/>
+              <w:right w:w="10" w:type="dxa"/>
+              <w:top w:w="35" w:type="dxa"/>
+              <w:bottom w:w="35" w:type="dxa"/>
+            </w:tcMar>
+          </w:tcPr>
+          <w:p>
+            <w:pPr>
+              <w:spacing w:after="20" w:line="252" w:lineRule="auto"/>
+            </w:pPr>
+            <w:r>
+              <w:rPr>
+                <w:color w:val="000000"/>
+                <w:sz w:val="20"/>
+              </w:rPr>
+              <w:t>Saves the full NHD reach set clipped to the AOI.</w:t>
+            </w:r>
+          </w:p>
+        </w:tc>
+        <w:tc>
+          <w:tcPr>
+            <w:tcW w:type="dxa" w:w="3360"/>
+            <w:vAlign w:val="center"/>
+            <w:tcMar>
+              <w:left w:w="10" w:type="dxa"/>
+              <w:right w:w="10" w:type="dxa"/>
+              <w:top w:w="35" w:type="dxa"/>
+              <w:bottom w:w="35" w:type="dxa"/>
+            </w:tcMar>
+          </w:tcPr>
+          <w:p>
+            <w:pPr>
+              <w:spacing w:after="20" w:line="252" w:lineRule="auto"/>
+            </w:pPr>
+            <w:r>
+              <w:rPr>
+                <w:color w:val="000000"/>
+                <w:sz w:val="20"/>
+              </w:rPr>
+              <w:t>Shapefile, GeoPackage, TIF raster, or CSV. This option is optional.</w:t>
+            </w:r>
+          </w:p>
+        </w:tc>
+      </w:tr>
+      <w:tr>
+        <w:tc>
+          <w:tcPr>
+            <w:tcW w:type="dxa" w:w="3360"/>
+            <w:vAlign w:val="center"/>
+            <w:tcMar>
+              <w:left w:w="10" w:type="dxa"/>
+              <w:right w:w="10" w:type="dxa"/>
+              <w:top w:w="35" w:type="dxa"/>
+              <w:bottom w:w="35" w:type="dxa"/>
+            </w:tcMar>
+          </w:tcPr>
+          <w:p>
+            <w:pPr>
+              <w:spacing w:after="20" w:line="252" w:lineRule="auto"/>
+            </w:pPr>
+            <w:r>
+              <w:rPr>
+                <w:color w:val="000000"/>
+                <w:sz w:val="20"/>
+              </w:rPr>
+              <w:t>Cell size for TIF</w:t>
+            </w:r>
+          </w:p>
+        </w:tc>
+        <w:tc>
+          <w:tcPr>
+            <w:tcW w:type="dxa" w:w="3360"/>
+            <w:vAlign w:val="center"/>
+            <w:tcMar>
+              <w:left w:w="10" w:type="dxa"/>
+              <w:right w:w="10" w:type="dxa"/>
+              <w:top w:w="35" w:type="dxa"/>
+              <w:bottom w:w="35" w:type="dxa"/>
+            </w:tcMar>
+          </w:tcPr>
+          <w:p>
+            <w:pPr>
+              <w:spacing w:after="20" w:line="252" w:lineRule="auto"/>
+            </w:pPr>
+            <w:r>
+              <w:rPr>
+                <w:color w:val="000000"/>
+                <w:sz w:val="20"/>
+              </w:rPr>
+              <w:t>Controls the raster cell size when either Main river or All flowlines is saved as a TIF.</w:t>
+            </w:r>
+          </w:p>
+        </w:tc>
+        <w:tc>
+          <w:tcPr>
+            <w:tcW w:type="dxa" w:w="3360"/>
+            <w:vAlign w:val="center"/>
+            <w:tcMar>
+              <w:left w:w="10" w:type="dxa"/>
+              <w:right w:w="10" w:type="dxa"/>
+              <w:top w:w="35" w:type="dxa"/>
+              <w:bottom w:w="35" w:type="dxa"/>
+            </w:tcMar>
+          </w:tcPr>
+          <w:p>
+            <w:pPr>
+              <w:spacing w:after="20" w:line="252" w:lineRule="auto"/>
+            </w:pPr>
+            <w:r>
+              <w:rPr>
+                <w:color w:val="000000"/>
+                <w:sz w:val="20"/>
+              </w:rPr>
+              <w:t>Default is 30 m. Use the same or similar resolution as the hydraulic model grid when possible.</w:t>
+            </w:r>
+          </w:p>
+        </w:tc>
+      </w:tr>
+      <w:tr>
+        <w:tc>
+          <w:tcPr>
+            <w:tcW w:type="dxa" w:w="3360"/>
+            <w:vAlign w:val="center"/>
+            <w:tcMar>
+              <w:left w:w="10" w:type="dxa"/>
+              <w:right w:w="10" w:type="dxa"/>
+              <w:top w:w="35" w:type="dxa"/>
+              <w:bottom w:w="35" w:type="dxa"/>
+            </w:tcMar>
+          </w:tcPr>
+          <w:p>
+            <w:pPr>
+              <w:spacing w:after="20" w:line="252" w:lineRule="auto"/>
+            </w:pPr>
+            <w:r>
+              <w:rPr>
+                <w:color w:val="000000"/>
+                <w:sz w:val="20"/>
+              </w:rPr>
+              <w:t>USGS gages CSV</w:t>
+            </w:r>
+          </w:p>
+        </w:tc>
+        <w:tc>
+          <w:tcPr>
+            <w:tcW w:type="dxa" w:w="3360"/>
+            <w:vAlign w:val="center"/>
+            <w:tcMar>
+              <w:left w:w="10" w:type="dxa"/>
+              <w:right w:w="10" w:type="dxa"/>
+              <w:top w:w="35" w:type="dxa"/>
+              <w:bottom w:w="35" w:type="dxa"/>
+            </w:tcMar>
+          </w:tcPr>
+          <w:p>
+            <w:pPr>
+              <w:spacing w:after="20" w:line="252" w:lineRule="auto"/>
+            </w:pPr>
+            <w:r>
+              <w:rPr>
+                <w:color w:val="000000"/>
+                <w:sz w:val="20"/>
+              </w:rPr>
+              <w:t>Saves a CSV of USGS stream gages found for the AOI.</w:t>
+            </w:r>
+          </w:p>
+        </w:tc>
+        <w:tc>
+          <w:tcPr>
+            <w:tcW w:type="dxa" w:w="3360"/>
+            <w:vAlign w:val="center"/>
+            <w:tcMar>
+              <w:left w:w="10" w:type="dxa"/>
+              <w:right w:w="10" w:type="dxa"/>
+              <w:top w:w="35" w:type="dxa"/>
+              <w:bottom w:w="35" w:type="dxa"/>
+            </w:tcMar>
+          </w:tcPr>
+          <w:p>
+            <w:pPr>
+              <w:spacing w:after="20" w:line="252" w:lineRule="auto"/>
+            </w:pPr>
+            <w:r>
+              <w:rPr>
+                <w:color w:val="000000"/>
+                <w:sz w:val="20"/>
+              </w:rPr>
+              <w:t>Selected by default. The gage IDs can be used later in Streamflow Data Mode.</w:t>
+            </w:r>
+          </w:p>
+        </w:tc>
+      </w:tr>
+      <w:tr>
+        <w:tc>
+          <w:tcPr>
+            <w:tcW w:type="dxa" w:w="3360"/>
+            <w:vAlign w:val="center"/>
+            <w:tcMar>
+              <w:left w:w="10" w:type="dxa"/>
+              <w:right w:w="10" w:type="dxa"/>
+              <w:top w:w="35" w:type="dxa"/>
+              <w:bottom w:w="35" w:type="dxa"/>
+            </w:tcMar>
+          </w:tcPr>
+          <w:p>
+            <w:pPr>
+              <w:spacing w:after="20" w:line="252" w:lineRule="auto"/>
+            </w:pPr>
+            <w:r>
+              <w:rPr>
+                <w:color w:val="000000"/>
+                <w:sz w:val="20"/>
+              </w:rPr>
+              <w:t>Feature IDs CSV</w:t>
+            </w:r>
+          </w:p>
+        </w:tc>
+        <w:tc>
+          <w:tcPr>
+            <w:tcW w:type="dxa" w:w="3360"/>
+            <w:vAlign w:val="center"/>
+            <w:tcMar>
+              <w:left w:w="10" w:type="dxa"/>
+              <w:right w:w="10" w:type="dxa"/>
+              <w:top w:w="35" w:type="dxa"/>
+              <w:bottom w:w="35" w:type="dxa"/>
+            </w:tcMar>
+          </w:tcPr>
+          <w:p>
+            <w:pPr>
+              <w:spacing w:after="20" w:line="252" w:lineRule="auto"/>
+            </w:pPr>
+            <w:r>
+              <w:rPr>
+                <w:color w:val="000000"/>
+                <w:sz w:val="20"/>
+              </w:rPr>
+              <w:t>Saves NWM feature IDs from the downloaded NHD flowlines.</w:t>
+            </w:r>
+          </w:p>
+        </w:tc>
+        <w:tc>
+          <w:tcPr>
+            <w:tcW w:type="dxa" w:w="3360"/>
+            <w:vAlign w:val="center"/>
+            <w:tcMar>
+              <w:left w:w="10" w:type="dxa"/>
+              <w:right w:w="10" w:type="dxa"/>
+              <w:top w:w="35" w:type="dxa"/>
+              <w:bottom w:w="35" w:type="dxa"/>
+            </w:tcMar>
+          </w:tcPr>
+          <w:p>
+            <w:pPr>
+              <w:spacing w:after="20" w:line="252" w:lineRule="auto"/>
+            </w:pPr>
+            <w:r>
+              <w:rPr>
+                <w:color w:val="000000"/>
+                <w:sz w:val="20"/>
+              </w:rPr>
+              <w:t>Saved automatically. These IDs can be used for NWM retrospective or forecast streamflow downloads.</w:t>
+            </w:r>
+          </w:p>
+        </w:tc>
+      </w:tr>
+    </w:tbl>
+    <w:p>
+      <w:r>
+        <w:t>For multiple AOIs, use Apply current AOI’s settings to all to copy settings across all AOIs at once.</w:t>
+      </w:r>
+    </w:p>
+    <w:p>
+      <w:pPr>
+        <w:pStyle w:val="Heading2"/>
+      </w:pPr>
+      <w:r>
+        <w:rPr>
+          <w:color w:val="000000"/>
+        </w:rPr>
+        <w:t>Step 4 — Run</w:t>
+      </w:r>
+    </w:p>
+    <w:p>
+      <w:pPr>
+        <w:pStyle w:val="ListParagraph"/>
+        <w:numPr>
+          <w:ilvl w:val="0"/>
+          <w:numId w:val="2"/>
+        </w:numPr>
+        <w:spacing w:after="40"/>
+      </w:pPr>
+      <w:r>
+        <w:t>Click “Download Flowlines for all AOIs”.</w:t>
+      </w:r>
+    </w:p>
+    <w:p>
+      <w:pPr>
+        <w:pStyle w:val="ListParagraph"/>
+        <w:numPr>
+          <w:ilvl w:val="0"/>
+          <w:numId w:val="2"/>
+        </w:numPr>
+        <w:spacing w:after="40"/>
+      </w:pPr>
+      <w:r>
+        <w:t>Progress is shown in the log panel and progress bar.</w:t>
+      </w:r>
+    </w:p>
+    <w:p>
+      <w:pPr>
+        <w:pStyle w:val="ListParagraph"/>
+        <w:numPr>
+          <w:ilvl w:val="0"/>
+          <w:numId w:val="2"/>
+        </w:numPr>
+        <w:spacing w:after="40"/>
+      </w:pPr>
+      <w:r>
+        <w:t>When complete, a results list appears. Click any AOI name to view the AOI polygon, downloaded flowlines, USGS gages, and upstream/downstream markers on the map.</w:t>
+      </w:r>
+    </w:p>
+    <w:p>
+      <w:pPr>
+        <w:pStyle w:val="ListParagraph"/>
+        <w:numPr>
+          <w:ilvl w:val="0"/>
+          <w:numId w:val="2"/>
+        </w:numPr>
+        <w:spacing w:after="40"/>
+      </w:pPr>
+      <w:r>
+        <w:t>Output files are saved inside each AOI folder: &lt;project&gt;/&lt;AOI name&gt;/.</w:t>
+      </w:r>
+      <w:r>
+        <w:br w:type="page"/>
+      </w:r>
+    </w:p>
+    <w:p>
+      <w:pPr>
+        <w:pStyle w:val="Heading2"/>
+      </w:pPr>
+      <w:r>
+        <w:rPr>
+          <w:color w:val="000000"/>
+        </w:rPr>
+        <w:t>Flowline Output Files</w:t>
+      </w:r>
+    </w:p>
+    <w:tbl>
+      <w:tblPr>
+        <w:tblW w:type="auto" w:w="0"/>
+        <w:tblLook w:firstColumn="1" w:firstRow="1" w:lastColumn="0" w:lastRow="0" w:noHBand="0" w:noVBand="1" w:val="04A0"/>
+        <w:tblBorders>
+          <w:top w:val="single" w:sz="4" w:space="0" w:color="auto"/>
+          <w:left w:val="single" w:sz="4" w:space="0" w:color="auto"/>
+          <w:bottom w:val="single" w:sz="4" w:space="0" w:color="auto"/>
+          <w:right w:val="single" w:sz="4" w:space="0" w:color="auto"/>
+          <w:insideH w:val="single" w:sz="4" w:space="0" w:color="auto"/>
+          <w:insideV w:val="single" w:sz="4" w:space="0" w:color="auto"/>
+        </w:tblBorders>
+      </w:tblPr>
+      <w:tblGrid>
+        <w:gridCol w:w="3360"/>
+        <w:gridCol w:w="3360"/>
+        <w:gridCol w:w="3360"/>
+      </w:tblGrid>
+      <w:tr>
+        <w:tc>
+          <w:tcPr>
+            <w:tcW w:type="dxa" w:w="3360"/>
+            <w:vAlign w:val="center"/>
+            <w:tcMar>
+              <w:left w:w="10" w:type="dxa"/>
+              <w:right w:w="10" w:type="dxa"/>
+              <w:top w:w="35" w:type="dxa"/>
+              <w:bottom w:w="35" w:type="dxa"/>
+            </w:tcMar>
+          </w:tcPr>
+          <w:p>
+            <w:pPr>
+              <w:spacing w:after="20" w:line="252" w:lineRule="auto"/>
+            </w:pPr>
+            <w:r>
+              <w:rPr>
+                <w:b/>
+                <w:color w:val="000000"/>
+                <w:sz w:val="20"/>
+              </w:rPr>
+              <w:t>Output</w:t>
+            </w:r>
+          </w:p>
+        </w:tc>
+        <w:tc>
+          <w:tcPr>
+            <w:tcW w:type="dxa" w:w="3360"/>
+            <w:vAlign w:val="center"/>
+            <w:tcMar>
+              <w:left w:w="10" w:type="dxa"/>
+              <w:right w:w="10" w:type="dxa"/>
+              <w:top w:w="35" w:type="dxa"/>
+              <w:bottom w:w="35" w:type="dxa"/>
+            </w:tcMar>
+          </w:tcPr>
+          <w:p>
+            <w:pPr>
+              <w:spacing w:after="20" w:line="252" w:lineRule="auto"/>
+            </w:pPr>
+            <w:r>
+              <w:rPr>
+                <w:b/>
+                <w:color w:val="000000"/>
+                <w:sz w:val="20"/>
+              </w:rPr>
+              <w:t>Typical filename</w:t>
+            </w:r>
+          </w:p>
+        </w:tc>
+        <w:tc>
+          <w:tcPr>
+            <w:tcW w:type="dxa" w:w="3360"/>
+            <w:vAlign w:val="center"/>
+            <w:tcMar>
+              <w:left w:w="10" w:type="dxa"/>
+              <w:right w:w="10" w:type="dxa"/>
+              <w:top w:w="35" w:type="dxa"/>
+              <w:bottom w:w="35" w:type="dxa"/>
+            </w:tcMar>
+          </w:tcPr>
+          <w:p>
+            <w:pPr>
+              <w:spacing w:after="20" w:line="252" w:lineRule="auto"/>
+            </w:pPr>
+            <w:r>
+              <w:rPr>
+                <w:b/>
+                <w:color w:val="000000"/>
+                <w:sz w:val="20"/>
+              </w:rPr>
+              <w:t>Purpose</w:t>
+            </w:r>
+          </w:p>
+        </w:tc>
+      </w:tr>
+      <w:tr>
+        <w:tc>
+          <w:tcPr>
+            <w:tcW w:type="dxa" w:w="3360"/>
+            <w:vAlign w:val="center"/>
+            <w:tcMar>
+              <w:left w:w="10" w:type="dxa"/>
+              <w:right w:w="10" w:type="dxa"/>
+              <w:top w:w="35" w:type="dxa"/>
+              <w:bottom w:w="35" w:type="dxa"/>
+            </w:tcMar>
+          </w:tcPr>
+          <w:p>
+            <w:pPr>
+              <w:spacing w:after="20" w:line="252" w:lineRule="auto"/>
+            </w:pPr>
+            <w:r>
+              <w:rPr>
+                <w:color w:val="000000"/>
+                <w:sz w:val="20"/>
+              </w:rPr>
+              <w:t>Main river</w:t>
+            </w:r>
+          </w:p>
+        </w:tc>
+        <w:tc>
+          <w:tcPr>
+            <w:tcW w:type="dxa" w:w="3360"/>
+            <w:vAlign w:val="center"/>
+            <w:tcMar>
+              <w:left w:w="10" w:type="dxa"/>
+              <w:right w:w="10" w:type="dxa"/>
+              <w:top w:w="35" w:type="dxa"/>
+              <w:bottom w:w="35" w:type="dxa"/>
+            </w:tcMar>
+          </w:tcPr>
+          <w:p>
+            <w:pPr>
+              <w:spacing w:after="20" w:line="252" w:lineRule="auto"/>
+            </w:pPr>
+            <w:r>
+              <w:rPr>
+                <w:color w:val="000000"/>
+                <w:sz w:val="20"/>
+              </w:rPr>
+              <w:t>main_river_&lt;AOI name&gt;.*</w:t>
+            </w:r>
+          </w:p>
+        </w:tc>
+        <w:tc>
+          <w:tcPr>
+            <w:tcW w:type="dxa" w:w="3360"/>
+            <w:vAlign w:val="center"/>
+            <w:tcMar>
+              <w:left w:w="10" w:type="dxa"/>
+              <w:right w:w="10" w:type="dxa"/>
+              <w:top w:w="35" w:type="dxa"/>
+              <w:bottom w:w="35" w:type="dxa"/>
+            </w:tcMar>
+          </w:tcPr>
+          <w:p>
+            <w:pPr>
+              <w:spacing w:after="20" w:line="252" w:lineRule="auto"/>
+            </w:pPr>
+            <w:r>
+              <w:rPr>
+                <w:color w:val="000000"/>
+                <w:sz w:val="20"/>
+              </w:rPr>
+              <w:t>Main NHD river reach selected for the AOI.</w:t>
+            </w:r>
+          </w:p>
+        </w:tc>
+      </w:tr>
+      <w:tr>
+        <w:tc>
+          <w:tcPr>
+            <w:tcW w:type="dxa" w:w="3360"/>
+            <w:vAlign w:val="center"/>
+            <w:tcMar>
+              <w:left w:w="10" w:type="dxa"/>
+              <w:right w:w="10" w:type="dxa"/>
+              <w:top w:w="35" w:type="dxa"/>
+              <w:bottom w:w="35" w:type="dxa"/>
+            </w:tcMar>
+          </w:tcPr>
+          <w:p>
+            <w:pPr>
+              <w:spacing w:after="20" w:line="252" w:lineRule="auto"/>
+            </w:pPr>
+            <w:r>
+              <w:rPr>
+                <w:color w:val="000000"/>
+                <w:sz w:val="20"/>
+              </w:rPr>
+              <w:t>All flowlines</w:t>
+            </w:r>
+          </w:p>
+        </w:tc>
+        <w:tc>
+          <w:tcPr>
+            <w:tcW w:type="dxa" w:w="3360"/>
+            <w:vAlign w:val="center"/>
+            <w:tcMar>
+              <w:left w:w="10" w:type="dxa"/>
+              <w:right w:w="10" w:type="dxa"/>
+              <w:top w:w="35" w:type="dxa"/>
+              <w:bottom w:w="35" w:type="dxa"/>
+            </w:tcMar>
+          </w:tcPr>
+          <w:p>
+            <w:pPr>
+              <w:spacing w:after="20" w:line="252" w:lineRule="auto"/>
+            </w:pPr>
+            <w:r>
+              <w:rPr>
+                <w:color w:val="000000"/>
+                <w:sz w:val="20"/>
+              </w:rPr>
+              <w:t>all_flowlines_&lt;AOI name&gt;.*</w:t>
+            </w:r>
+          </w:p>
+        </w:tc>
+        <w:tc>
+          <w:tcPr>
+            <w:tcW w:type="dxa" w:w="3360"/>
+            <w:vAlign w:val="center"/>
+            <w:tcMar>
+              <w:left w:w="10" w:type="dxa"/>
+              <w:right w:w="10" w:type="dxa"/>
+              <w:top w:w="35" w:type="dxa"/>
+              <w:bottom w:w="35" w:type="dxa"/>
+            </w:tcMar>
+          </w:tcPr>
+          <w:p>
+            <w:pPr>
+              <w:spacing w:after="20" w:line="252" w:lineRule="auto"/>
+            </w:pPr>
+            <w:r>
+              <w:rPr>
+                <w:color w:val="000000"/>
+                <w:sz w:val="20"/>
+              </w:rPr>
+              <w:t>All NHD flowlines clipped to the AOI.</w:t>
+            </w:r>
+          </w:p>
+        </w:tc>
+      </w:tr>
+      <w:tr>
+        <w:tc>
+          <w:tcPr>
+            <w:tcW w:type="dxa" w:w="3360"/>
+            <w:vAlign w:val="center"/>
+            <w:tcMar>
+              <w:left w:w="10" w:type="dxa"/>
+              <w:right w:w="10" w:type="dxa"/>
+              <w:top w:w="35" w:type="dxa"/>
+              <w:bottom w:w="35" w:type="dxa"/>
+            </w:tcMar>
+          </w:tcPr>
+          <w:p>
+            <w:pPr>
+              <w:spacing w:after="20" w:line="252" w:lineRule="auto"/>
+            </w:pPr>
+            <w:r>
+              <w:rPr>
+                <w:color w:val="000000"/>
+                <w:sz w:val="20"/>
+              </w:rPr>
+              <w:t>USGS gages</w:t>
+            </w:r>
+          </w:p>
+        </w:tc>
+        <w:tc>
+          <w:tcPr>
+            <w:tcW w:type="dxa" w:w="3360"/>
+            <w:vAlign w:val="center"/>
+            <w:tcMar>
+              <w:left w:w="10" w:type="dxa"/>
+              <w:right w:w="10" w:type="dxa"/>
+              <w:top w:w="35" w:type="dxa"/>
+              <w:bottom w:w="35" w:type="dxa"/>
+            </w:tcMar>
+          </w:tcPr>
+          <w:p>
+            <w:pPr>
+              <w:spacing w:after="20" w:line="252" w:lineRule="auto"/>
+            </w:pPr>
+            <w:r>
+              <w:rPr>
+                <w:color w:val="000000"/>
+                <w:sz w:val="20"/>
+              </w:rPr>
+              <w:t>usgs_gages_&lt;AOI name&gt;.csv</w:t>
+            </w:r>
+          </w:p>
+        </w:tc>
+        <w:tc>
+          <w:tcPr>
+            <w:tcW w:type="dxa" w:w="3360"/>
+            <w:vAlign w:val="center"/>
+            <w:tcMar>
+              <w:left w:w="10" w:type="dxa"/>
+              <w:right w:w="10" w:type="dxa"/>
+              <w:top w:w="35" w:type="dxa"/>
+              <w:bottom w:w="35" w:type="dxa"/>
+            </w:tcMar>
+          </w:tcPr>
+          <w:p>
+            <w:pPr>
+              <w:spacing w:after="20" w:line="252" w:lineRule="auto"/>
+            </w:pPr>
+            <w:r>
+              <w:rPr>
+                <w:color w:val="000000"/>
+                <w:sz w:val="20"/>
+              </w:rPr>
+              <w:t>Station number, station name, latitude, and longitude for USGS gages.</w:t>
+            </w:r>
+          </w:p>
+        </w:tc>
+      </w:tr>
+      <w:tr>
+        <w:tc>
+          <w:tcPr>
+            <w:tcW w:type="dxa" w:w="3360"/>
+            <w:vAlign w:val="center"/>
+            <w:tcMar>
+              <w:left w:w="10" w:type="dxa"/>
+              <w:right w:w="10" w:type="dxa"/>
+              <w:top w:w="35" w:type="dxa"/>
+              <w:bottom w:w="35" w:type="dxa"/>
+            </w:tcMar>
+          </w:tcPr>
+          <w:p>
+            <w:pPr>
+              <w:spacing w:after="20" w:line="252" w:lineRule="auto"/>
+            </w:pPr>
+            <w:r>
+              <w:rPr>
+                <w:color w:val="000000"/>
+                <w:sz w:val="20"/>
+              </w:rPr>
+              <w:t>NWM feature IDs</w:t>
+            </w:r>
+          </w:p>
+        </w:tc>
+        <w:tc>
+          <w:tcPr>
+            <w:tcW w:type="dxa" w:w="3360"/>
+            <w:vAlign w:val="center"/>
+            <w:tcMar>
+              <w:left w:w="10" w:type="dxa"/>
+              <w:right w:w="10" w:type="dxa"/>
+              <w:top w:w="35" w:type="dxa"/>
+              <w:bottom w:w="35" w:type="dxa"/>
+            </w:tcMar>
+          </w:tcPr>
+          <w:p>
+            <w:pPr>
+              <w:spacing w:after="20" w:line="252" w:lineRule="auto"/>
+            </w:pPr>
+            <w:r>
+              <w:rPr>
+                <w:color w:val="000000"/>
+                <w:sz w:val="20"/>
+              </w:rPr>
+              <w:t>feature_ids_&lt;AOI name&gt;.csv</w:t>
+            </w:r>
+          </w:p>
+        </w:tc>
+        <w:tc>
+          <w:tcPr>
+            <w:tcW w:type="dxa" w:w="3360"/>
+            <w:vAlign w:val="center"/>
+            <w:tcMar>
+              <w:left w:w="10" w:type="dxa"/>
+              <w:right w:w="10" w:type="dxa"/>
+              <w:top w:w="35" w:type="dxa"/>
+              <w:bottom w:w="35" w:type="dxa"/>
+            </w:tcMar>
+          </w:tcPr>
+          <w:p>
+            <w:pPr>
+              <w:spacing w:after="20" w:line="252" w:lineRule="auto"/>
+            </w:pPr>
+            <w:r>
+              <w:rPr>
+                <w:color w:val="000000"/>
+                <w:sz w:val="20"/>
+              </w:rPr>
+              <w:t>Feature IDs / COMIDs used by NWM streamflow downloads.</w:t>
+            </w:r>
+          </w:p>
+        </w:tc>
+      </w:tr>
+    </w:tbl>
+    <w:p>
+      <w:pPr>
+        <w:pStyle w:val="Heading1"/>
+      </w:pPr>
+      <w:r>
+        <w:rPr>
+          <w:color w:val="4C94D8"/>
+        </w:rPr>
+        <w:t>Streamflow Data Mode</w:t>
+      </w:r>
+    </w:p>
+    <w:p>
+      <w:r>
+        <w:t>Streamflow Data Mode downloads discharge time series without requiring an AOI. You can enter NWM feature IDs or USGS gage numbers directly, paste comma-separated values, or browse to a CSV/TXT file with one ID per line.</w:t>
+      </w:r>
+    </w:p>
+    <w:p>
+      <w:pPr>
+        <w:pStyle w:val="Heading2"/>
+      </w:pPr>
+      <w:r>
+        <w:rPr>
+          <w:color w:val="000000"/>
+        </w:rPr>
+        <w:t>Step 1 — Create or Open a Project</w:t>
+      </w:r>
+    </w:p>
+    <w:p>
+      <w:r>
+        <w:t>Start by creating or opening a project. Streamflow CSV outputs are saved directly in the project folder.</w:t>
+      </w:r>
+    </w:p>
+    <w:p>
+      <w:pPr>
+        <w:pStyle w:val="Heading2"/>
+      </w:pPr>
+      <w:r>
+        <w:rPr>
+          <w:color w:val="000000"/>
+        </w:rPr>
+        <w:t>Step 2 — Choose Streamflow Source(s)</w:t>
+      </w:r>
+    </w:p>
+    <w:p>
+      <w:r>
+        <w:t>Enable one or more streamflow sources. Each enabled source has its own ID field, date range, and interval settings.</w:t>
+      </w:r>
+    </w:p>
+    <w:tbl>
+      <w:tblPr>
+        <w:tblW w:type="auto" w:w="0"/>
+        <w:tblLook w:firstColumn="1" w:firstRow="1" w:lastColumn="0" w:lastRow="0" w:noHBand="0" w:noVBand="1" w:val="04A0"/>
+        <w:tblBorders>
+          <w:top w:val="single" w:sz="4" w:space="0" w:color="auto"/>
+          <w:left w:val="single" w:sz="4" w:space="0" w:color="auto"/>
+          <w:bottom w:val="single" w:sz="4" w:space="0" w:color="auto"/>
+          <w:right w:val="single" w:sz="4" w:space="0" w:color="auto"/>
+          <w:insideH w:val="single" w:sz="4" w:space="0" w:color="auto"/>
+          <w:insideV w:val="single" w:sz="4" w:space="0" w:color="auto"/>
+        </w:tblBorders>
+      </w:tblPr>
+      <w:tblGrid>
+        <w:gridCol w:w="2520"/>
+        <w:gridCol w:w="2520"/>
+        <w:gridCol w:w="2520"/>
+        <w:gridCol w:w="2520"/>
+      </w:tblGrid>
+      <w:tr>
+        <w:tc>
+          <w:tcPr>
+            <w:tcW w:type="dxa" w:w="2520"/>
+            <w:vAlign w:val="center"/>
+            <w:tcMar>
+              <w:left w:w="10" w:type="dxa"/>
+              <w:right w:w="10" w:type="dxa"/>
+              <w:top w:w="35" w:type="dxa"/>
+              <w:bottom w:w="35" w:type="dxa"/>
+            </w:tcMar>
+          </w:tcPr>
+          <w:p>
+            <w:pPr>
+              <w:spacing w:after="0" w:line="240" w:lineRule="auto"/>
+            </w:pPr>
+            <w:r>
+              <w:rPr>
+                <w:b/>
+                <w:color w:val="000000"/>
+                <w:sz w:val="17"/>
+              </w:rPr>
+              <w:t>Source</w:t>
+            </w:r>
+          </w:p>
+        </w:tc>
+        <w:tc>
+          <w:tcPr>
+            <w:tcW w:type="dxa" w:w="2520"/>
+            <w:vAlign w:val="center"/>
+            <w:tcMar>
+              <w:left w:w="10" w:type="dxa"/>
+              <w:right w:w="10" w:type="dxa"/>
+              <w:top w:w="35" w:type="dxa"/>
+              <w:bottom w:w="35" w:type="dxa"/>
+            </w:tcMar>
+          </w:tcPr>
+          <w:p>
+            <w:pPr>
+              <w:spacing w:after="0" w:line="240" w:lineRule="auto"/>
+            </w:pPr>
+            <w:r>
+              <w:rPr>
+                <w:b/>
+                <w:color w:val="000000"/>
+                <w:sz w:val="17"/>
+              </w:rPr>
+              <w:t>Required ID</w:t>
+            </w:r>
+          </w:p>
+        </w:tc>
+        <w:tc>
+          <w:tcPr>
+            <w:tcW w:type="dxa" w:w="2520"/>
+            <w:vAlign w:val="center"/>
+            <w:tcMar>
+              <w:left w:w="10" w:type="dxa"/>
+              <w:right w:w="10" w:type="dxa"/>
+              <w:top w:w="35" w:type="dxa"/>
+              <w:bottom w:w="35" w:type="dxa"/>
+            </w:tcMar>
+          </w:tcPr>
+          <w:p>
+            <w:pPr>
+              <w:spacing w:after="0" w:line="240" w:lineRule="auto"/>
+            </w:pPr>
+            <w:r>
+              <w:rPr>
+                <w:b/>
+                <w:color w:val="000000"/>
+                <w:sz w:val="17"/>
+              </w:rPr>
+              <w:t>Date coverage</w:t>
+            </w:r>
+          </w:p>
+        </w:tc>
+        <w:tc>
+          <w:tcPr>
+            <w:tcW w:type="dxa" w:w="2520"/>
+            <w:vAlign w:val="center"/>
+            <w:tcMar>
+              <w:left w:w="10" w:type="dxa"/>
+              <w:right w:w="10" w:type="dxa"/>
+              <w:top w:w="35" w:type="dxa"/>
+              <w:bottom w:w="35" w:type="dxa"/>
+            </w:tcMar>
+          </w:tcPr>
+          <w:p>
+            <w:pPr>
+              <w:spacing w:after="0" w:line="240" w:lineRule="auto"/>
+            </w:pPr>
+            <w:r>
+              <w:rPr>
+                <w:b/>
+                <w:color w:val="000000"/>
+                <w:sz w:val="17"/>
+              </w:rPr>
+              <w:t>Interval</w:t>
+            </w:r>
+          </w:p>
+        </w:tc>
+      </w:tr>
+      <w:tr>
+        <w:tc>
+          <w:tcPr>
+            <w:tcW w:type="dxa" w:w="2520"/>
+            <w:vAlign w:val="center"/>
+            <w:tcMar>
+              <w:left w:w="10" w:type="dxa"/>
+              <w:right w:w="10" w:type="dxa"/>
+              <w:top w:w="35" w:type="dxa"/>
+              <w:bottom w:w="35" w:type="dxa"/>
+            </w:tcMar>
+          </w:tcPr>
+          <w:p>
+            <w:pPr>
+              <w:spacing w:after="0" w:line="240" w:lineRule="auto"/>
+            </w:pPr>
+            <w:r>
+              <w:rPr>
+                <w:color w:val="000000"/>
+                <w:sz w:val="17"/>
+              </w:rPr>
+              <w:t>NWM Retrospective</w:t>
+            </w:r>
+          </w:p>
+        </w:tc>
+        <w:tc>
+          <w:tcPr>
+            <w:tcW w:type="dxa" w:w="2520"/>
+            <w:vAlign w:val="center"/>
+            <w:tcMar>
+              <w:left w:w="10" w:type="dxa"/>
+              <w:right w:w="10" w:type="dxa"/>
+              <w:top w:w="35" w:type="dxa"/>
+              <w:bottom w:w="35" w:type="dxa"/>
+            </w:tcMar>
+          </w:tcPr>
+          <w:p>
+            <w:pPr>
+              <w:spacing w:after="0" w:line="240" w:lineRule="auto"/>
+            </w:pPr>
+            <w:r>
+              <w:rPr>
+                <w:color w:val="000000"/>
+                <w:sz w:val="17"/>
+              </w:rPr>
+              <w:t>NWM feature ID / COMID</w:t>
+            </w:r>
+          </w:p>
+        </w:tc>
+        <w:tc>
+          <w:tcPr>
+            <w:tcW w:type="dxa" w:w="2520"/>
+            <w:vAlign w:val="center"/>
+            <w:tcMar>
+              <w:left w:w="10" w:type="dxa"/>
+              <w:right w:w="10" w:type="dxa"/>
+              <w:top w:w="35" w:type="dxa"/>
+              <w:bottom w:w="35" w:type="dxa"/>
+            </w:tcMar>
+          </w:tcPr>
+          <w:p>
+            <w:pPr>
+              <w:spacing w:after="0" w:line="240" w:lineRule="auto"/>
+            </w:pPr>
+            <w:r>
+              <w:rPr>
+                <w:color w:val="000000"/>
+                <w:sz w:val="17"/>
+              </w:rPr>
+              <w:t>1979-02-01 to 2020-12-31. USA only.</w:t>
+            </w:r>
+          </w:p>
+        </w:tc>
+        <w:tc>
+          <w:tcPr>
+            <w:tcW w:type="dxa" w:w="2520"/>
+            <w:vAlign w:val="center"/>
+            <w:tcMar>
+              <w:left w:w="10" w:type="dxa"/>
+              <w:right w:w="10" w:type="dxa"/>
+              <w:top w:w="35" w:type="dxa"/>
+              <w:bottom w:w="35" w:type="dxa"/>
+            </w:tcMar>
+          </w:tcPr>
+          <w:p>
+            <w:pPr>
+              <w:spacing w:after="0" w:line="240" w:lineRule="auto"/>
+            </w:pPr>
+            <w:r>
+              <w:rPr>
+                <w:color w:val="000000"/>
+                <w:sz w:val="17"/>
+              </w:rPr>
+              <w:t>0.5h, 1h, 3h, 6h, 12h, or 24h. Default is 1h.</w:t>
+            </w:r>
+          </w:p>
+        </w:tc>
+      </w:tr>
+      <w:tr>
+        <w:tc>
+          <w:tcPr>
+            <w:tcW w:type="dxa" w:w="2520"/>
+            <w:vAlign w:val="center"/>
+            <w:tcMar>
+              <w:left w:w="10" w:type="dxa"/>
+              <w:right w:w="10" w:type="dxa"/>
+              <w:top w:w="35" w:type="dxa"/>
+              <w:bottom w:w="35" w:type="dxa"/>
+            </w:tcMar>
+          </w:tcPr>
+          <w:p>
+            <w:pPr>
+              <w:spacing w:after="0" w:line="240" w:lineRule="auto"/>
+            </w:pPr>
+            <w:r>
+              <w:rPr>
+                <w:color w:val="000000"/>
+                <w:sz w:val="17"/>
+              </w:rPr>
+              <w:t>NWM Forecast</w:t>
+            </w:r>
+          </w:p>
+        </w:tc>
+        <w:tc>
+          <w:tcPr>
+            <w:tcW w:type="dxa" w:w="2520"/>
+            <w:vAlign w:val="center"/>
+            <w:tcMar>
+              <w:left w:w="10" w:type="dxa"/>
+              <w:right w:w="10" w:type="dxa"/>
+              <w:top w:w="35" w:type="dxa"/>
+              <w:bottom w:w="35" w:type="dxa"/>
+            </w:tcMar>
+          </w:tcPr>
+          <w:p>
+            <w:pPr>
+              <w:spacing w:after="0" w:line="240" w:lineRule="auto"/>
+            </w:pPr>
+            <w:r>
+              <w:rPr>
+                <w:color w:val="000000"/>
+                <w:sz w:val="17"/>
+              </w:rPr>
+              <w:t>NWM feature ID / COMID</w:t>
+            </w:r>
+          </w:p>
+        </w:tc>
+        <w:tc>
+          <w:tcPr>
+            <w:tcW w:type="dxa" w:w="2520"/>
+            <w:vAlign w:val="center"/>
+            <w:tcMar>
+              <w:left w:w="10" w:type="dxa"/>
+              <w:right w:w="10" w:type="dxa"/>
+              <w:top w:w="35" w:type="dxa"/>
+              <w:bottom w:w="35" w:type="dxa"/>
+            </w:tcMar>
+          </w:tcPr>
+          <w:p>
+            <w:pPr>
+              <w:spacing w:after="0" w:line="240" w:lineRule="auto"/>
+            </w:pPr>
+            <w:r>
+              <w:rPr>
+                <w:color w:val="000000"/>
+                <w:sz w:val="17"/>
+              </w:rPr>
+              <w:t>Rolling forecast window, about 10 days from the current date. USA only. No historical archive.</w:t>
+            </w:r>
+          </w:p>
+        </w:tc>
+        <w:tc>
+          <w:tcPr>
+            <w:tcW w:type="dxa" w:w="2520"/>
+            <w:vAlign w:val="center"/>
+            <w:tcMar>
+              <w:left w:w="10" w:type="dxa"/>
+              <w:right w:w="10" w:type="dxa"/>
+              <w:top w:w="35" w:type="dxa"/>
+              <w:bottom w:w="35" w:type="dxa"/>
+            </w:tcMar>
+          </w:tcPr>
+          <w:p>
+            <w:pPr>
+              <w:spacing w:after="0" w:line="240" w:lineRule="auto"/>
+            </w:pPr>
+            <w:r>
+              <w:rPr>
+                <w:color w:val="000000"/>
+                <w:sz w:val="17"/>
+              </w:rPr>
+              <w:t>Forecast output is saved at 1-hour interval.</w:t>
+            </w:r>
+          </w:p>
+        </w:tc>
+      </w:tr>
+      <w:tr>
+        <w:tc>
+          <w:tcPr>
+            <w:tcW w:type="dxa" w:w="2520"/>
+            <w:vAlign w:val="center"/>
+            <w:tcMar>
+              <w:left w:w="10" w:type="dxa"/>
+              <w:right w:w="10" w:type="dxa"/>
+              <w:top w:w="35" w:type="dxa"/>
+              <w:bottom w:w="35" w:type="dxa"/>
+            </w:tcMar>
+          </w:tcPr>
+          <w:p>
+            <w:pPr>
+              <w:spacing w:after="0" w:line="240" w:lineRule="auto"/>
+            </w:pPr>
+            <w:r>
+              <w:rPr>
+                <w:color w:val="000000"/>
+                <w:sz w:val="17"/>
+              </w:rPr>
+              <w:t>USGS Stream Gage</w:t>
+            </w:r>
+          </w:p>
+        </w:tc>
+        <w:tc>
+          <w:tcPr>
+            <w:tcW w:type="dxa" w:w="2520"/>
+            <w:vAlign w:val="center"/>
+            <w:tcMar>
+              <w:left w:w="10" w:type="dxa"/>
+              <w:right w:w="10" w:type="dxa"/>
+              <w:top w:w="35" w:type="dxa"/>
+              <w:bottom w:w="35" w:type="dxa"/>
+            </w:tcMar>
+          </w:tcPr>
+          <w:p>
+            <w:pPr>
+              <w:spacing w:after="0" w:line="240" w:lineRule="auto"/>
+            </w:pPr>
+            <w:r>
+              <w:rPr>
+                <w:color w:val="000000"/>
+                <w:sz w:val="17"/>
+              </w:rPr>
+              <w:t>USGS gage number</w:t>
+            </w:r>
+          </w:p>
+        </w:tc>
+        <w:tc>
+          <w:tcPr>
+            <w:tcW w:type="dxa" w:w="2520"/>
+            <w:vAlign w:val="center"/>
+            <w:tcMar>
+              <w:left w:w="10" w:type="dxa"/>
+              <w:right w:w="10" w:type="dxa"/>
+              <w:top w:w="35" w:type="dxa"/>
+              <w:bottom w:w="35" w:type="dxa"/>
+            </w:tcMar>
+          </w:tcPr>
+          <w:p>
+            <w:pPr>
+              <w:spacing w:after="0" w:line="240" w:lineRule="auto"/>
+            </w:pPr>
+            <w:r>
+              <w:rPr>
+                <w:color w:val="000000"/>
+                <w:sz w:val="17"/>
+              </w:rPr>
+              <w:t>Depends on gage availability and requested period.</w:t>
+            </w:r>
+          </w:p>
+        </w:tc>
+        <w:tc>
+          <w:tcPr>
+            <w:tcW w:type="dxa" w:w="2520"/>
+            <w:vAlign w:val="center"/>
+            <w:tcMar>
+              <w:left w:w="10" w:type="dxa"/>
+              <w:right w:w="10" w:type="dxa"/>
+              <w:top w:w="35" w:type="dxa"/>
+              <w:bottom w:w="35" w:type="dxa"/>
+            </w:tcMar>
+          </w:tcPr>
+          <w:p>
+            <w:pPr>
+              <w:spacing w:after="0" w:line="240" w:lineRule="auto"/>
+            </w:pPr>
+            <w:r>
+              <w:rPr>
+                <w:color w:val="000000"/>
+                <w:sz w:val="17"/>
+              </w:rPr>
+              <w:t>15min, 30min, 1h, 3h, 6h, 12h, or 24h. Default is 1h.</w:t>
+            </w:r>
+          </w:p>
+        </w:tc>
+      </w:tr>
+    </w:tbl>
+    <w:p>
+      <w:pPr>
+        <w:pStyle w:val="Heading2"/>
+      </w:pPr>
+      <w:r>
+        <w:rPr>
+          <w:color w:val="000000"/>
+        </w:rPr>
+        <w:t>Entering IDs</w:t>
+      </w:r>
+    </w:p>
+    <w:p>
+      <w:pPr>
+        <w:pStyle w:val="ListParagraph"/>
+        <w:numPr>
+          <w:ilvl w:val="0"/>
+          <w:numId w:val="2"/>
+        </w:numPr>
+        <w:spacing w:after="0" w:line="240" w:lineRule="auto"/>
+      </w:pPr>
+      <w:r>
+        <w:t>For NWM sources, enter a single feature ID, a comma-separated list of feature IDs, or browse to a CSV/TXT file. The feature_ids_&lt;AOI name&gt;.csv file created by Flowline Mode can be used here.</w:t>
+      </w:r>
+    </w:p>
+    <w:p>
+      <w:pPr>
+        <w:pStyle w:val="ListParagraph"/>
+        <w:numPr>
+          <w:ilvl w:val="0"/>
+          <w:numId w:val="2"/>
+        </w:numPr>
+        <w:spacing w:after="0" w:line="240" w:lineRule="auto"/>
+      </w:pPr>
+      <w:r>
+        <w:t>For USGS Stream Gage, enter a single gage number, a comma-separated list of gage numbers, or browse to a CSV/TXT file. The usgs_gages_&lt;AOI name&gt;.csv file created by Flowline Mode can be used as a reference.</w:t>
+      </w:r>
+    </w:p>
+    <w:p>
+      <w:pPr>
+        <w:pStyle w:val="ListParagraph"/>
+        <w:numPr>
+          <w:ilvl w:val="0"/>
+          <w:numId w:val="2"/>
+        </w:numPr>
+        <w:spacing w:after="0" w:line="240" w:lineRule="auto"/>
+      </w:pPr>
+      <w:r>
+        <w:t>CSV/TXT input files should contain one ID per line. A header row is not required.</w:t>
+      </w:r>
+    </w:p>
+    <w:p>
+      <w:pPr>
+        <w:pStyle w:val="Heading2"/>
+      </w:pPr>
+      <w:r>
+        <w:rPr>
+          <w:color w:val="000000"/>
+        </w:rPr>
+        <w:t>Step 3 — Run</w:t>
+      </w:r>
+    </w:p>
+    <w:p>
+      <w:pPr>
+        <w:pStyle w:val="ListParagraph"/>
+        <w:numPr>
+          <w:ilvl w:val="0"/>
+          <w:numId w:val="2"/>
+        </w:numPr>
+        <w:spacing w:after="0" w:line="240" w:lineRule="auto"/>
+      </w:pPr>
+      <w:r>
+        <w:t>Click “Download Streamflow Data”.</w:t>
+      </w:r>
+    </w:p>
+    <w:p>
+      <w:pPr>
+        <w:pStyle w:val="ListParagraph"/>
+        <w:numPr>
+          <w:ilvl w:val="0"/>
+          <w:numId w:val="2"/>
+        </w:numPr>
+        <w:spacing w:after="0" w:line="240" w:lineRule="auto"/>
+      </w:pPr>
+      <w:r>
+        <w:t>Progress is shown while the app downloads and processes the selected source(s).</w:t>
+      </w:r>
+    </w:p>
+    <w:p>
+      <w:pPr>
+        <w:pStyle w:val="ListParagraph"/>
+        <w:numPr>
+          <w:ilvl w:val="0"/>
+          <w:numId w:val="2"/>
+        </w:numPr>
+        <w:spacing w:after="0" w:line="240" w:lineRule="auto"/>
+      </w:pPr>
+      <w:r>
+        <w:t>When processing is complete, the app reports how many time series were saved. If data are unavailable or only partially cover the requested period, the results panel displays a warning.</w:t>
+      </w:r>
+    </w:p>
+    <w:p>
+      <w:pPr>
+        <w:pStyle w:val="ListParagraph"/>
+        <w:numPr>
+          <w:ilvl w:val="0"/>
+          <w:numId w:val="2"/>
+        </w:numPr>
+        <w:spacing w:after="0" w:line="240" w:lineRule="auto"/>
+      </w:pPr>
+      <w:r>
+        <w:t>If one time series is downloaded, the hydrograph appears directly. If multiple time series are downloaded, a results table appears. Click a row to preview its hydrograph.</w:t>
+      </w:r>
+      <w:r/>
+    </w:p>
+    <w:p>
+      <w:pPr>
+        <w:pStyle w:val="Heading2"/>
+      </w:pPr>
+      <w:r>
+        <w:rPr>
+          <w:color w:val="000000"/>
+        </w:rPr>
+        <w:t>Streamflow Output Files</w:t>
+      </w:r>
+    </w:p>
+    <w:tbl>
+      <w:tblPr>
+        <w:tblW w:type="auto" w:w="0"/>
+        <w:tblLook w:firstColumn="1" w:firstRow="1" w:lastColumn="0" w:lastRow="0" w:noHBand="0" w:noVBand="1" w:val="04A0"/>
+        <w:tblBorders>
+          <w:top w:val="single" w:sz="4" w:space="0" w:color="auto"/>
+          <w:left w:val="single" w:sz="4" w:space="0" w:color="auto"/>
+          <w:bottom w:val="single" w:sz="4" w:space="0" w:color="auto"/>
+          <w:right w:val="single" w:sz="4" w:space="0" w:color="auto"/>
+          <w:insideH w:val="single" w:sz="4" w:space="0" w:color="auto"/>
+          <w:insideV w:val="single" w:sz="4" w:space="0" w:color="auto"/>
+        </w:tblBorders>
+      </w:tblPr>
+      <w:tblGrid>
+        <w:gridCol w:w="3360"/>
+        <w:gridCol w:w="3360"/>
+        <w:gridCol w:w="3360"/>
+      </w:tblGrid>
+      <w:tr>
+        <w:tc>
+          <w:tcPr>
+            <w:tcW w:type="dxa" w:w="3360"/>
+            <w:vAlign w:val="center"/>
+            <w:tcMar>
+              <w:left w:w="10" w:type="dxa"/>
+              <w:right w:w="10" w:type="dxa"/>
+              <w:top w:w="35" w:type="dxa"/>
+              <w:bottom w:w="35" w:type="dxa"/>
+            </w:tcMar>
+          </w:tcPr>
+          <w:p>
+            <w:pPr>
+              <w:spacing w:after="20" w:line="252" w:lineRule="auto"/>
+            </w:pPr>
+            <w:r>
+              <w:rPr>
+                <w:b/>
+                <w:color w:val="000000"/>
+                <w:sz w:val="20"/>
+              </w:rPr>
+              <w:t>Source</w:t>
+            </w:r>
+          </w:p>
+        </w:tc>
+        <w:tc>
+          <w:tcPr>
+            <w:tcW w:type="dxa" w:w="3360"/>
+            <w:vAlign w:val="center"/>
+            <w:tcMar>
+              <w:left w:w="10" w:type="dxa"/>
+              <w:right w:w="10" w:type="dxa"/>
+              <w:top w:w="35" w:type="dxa"/>
+              <w:bottom w:w="35" w:type="dxa"/>
+            </w:tcMar>
+          </w:tcPr>
+          <w:p>
+            <w:pPr>
+              <w:spacing w:after="20" w:line="252" w:lineRule="auto"/>
+            </w:pPr>
+            <w:r>
+              <w:rPr>
+                <w:b/>
+                <w:color w:val="000000"/>
+                <w:sz w:val="20"/>
+              </w:rPr>
+              <w:t>Filename pattern</w:t>
+            </w:r>
+          </w:p>
+        </w:tc>
+        <w:tc>
+          <w:tcPr>
+            <w:tcW w:type="dxa" w:w="3360"/>
+            <w:vAlign w:val="center"/>
+            <w:tcMar>
+              <w:left w:w="10" w:type="dxa"/>
+              <w:right w:w="10" w:type="dxa"/>
+              <w:top w:w="35" w:type="dxa"/>
+              <w:bottom w:w="35" w:type="dxa"/>
+            </w:tcMar>
+          </w:tcPr>
+          <w:p>
+            <w:pPr>
+              <w:spacing w:after="20" w:line="252" w:lineRule="auto"/>
+            </w:pPr>
+            <w:r>
+              <w:rPr>
+                <w:b/>
+                <w:color w:val="000000"/>
+                <w:sz w:val="20"/>
+              </w:rPr>
+              <w:t>CSV columns</w:t>
+            </w:r>
+          </w:p>
+        </w:tc>
+      </w:tr>
+      <w:tr>
+        <w:tc>
+          <w:tcPr>
+            <w:tcW w:type="dxa" w:w="3360"/>
+            <w:vAlign w:val="center"/>
+            <w:tcMar>
+              <w:left w:w="10" w:type="dxa"/>
+              <w:right w:w="10" w:type="dxa"/>
+              <w:top w:w="35" w:type="dxa"/>
+              <w:bottom w:w="35" w:type="dxa"/>
+            </w:tcMar>
+          </w:tcPr>
+          <w:p>
+            <w:pPr>
+              <w:spacing w:after="20" w:line="252" w:lineRule="auto"/>
+            </w:pPr>
+            <w:r>
+              <w:rPr>
+                <w:color w:val="000000"/>
+                <w:sz w:val="20"/>
+              </w:rPr>
+              <w:t>NWM Retrospective</w:t>
+            </w:r>
+          </w:p>
+        </w:tc>
+        <w:tc>
+          <w:tcPr>
+            <w:tcW w:type="dxa" w:w="3360"/>
+            <w:vAlign w:val="center"/>
+            <w:tcMar>
+              <w:left w:w="10" w:type="dxa"/>
+              <w:right w:w="10" w:type="dxa"/>
+              <w:top w:w="35" w:type="dxa"/>
+              <w:bottom w:w="35" w:type="dxa"/>
+            </w:tcMar>
+          </w:tcPr>
+          <w:p>
+            <w:pPr>
+              <w:spacing w:after="20" w:line="252" w:lineRule="auto"/>
+            </w:pPr>
+            <w:r>
+              <w:rPr>
+                <w:color w:val="000000"/>
+                <w:sz w:val="20"/>
+              </w:rPr>
+              <w:t>nwm_retro_&lt;feature_id&gt;.csv</w:t>
+            </w:r>
+          </w:p>
+        </w:tc>
+        <w:tc>
+          <w:tcPr>
+            <w:tcW w:type="dxa" w:w="3360"/>
+            <w:vAlign w:val="center"/>
+            <w:tcMar>
+              <w:left w:w="10" w:type="dxa"/>
+              <w:right w:w="10" w:type="dxa"/>
+              <w:top w:w="35" w:type="dxa"/>
+              <w:bottom w:w="35" w:type="dxa"/>
+            </w:tcMar>
+          </w:tcPr>
+          <w:p>
+            <w:pPr>
+              <w:spacing w:after="20" w:line="252" w:lineRule="auto"/>
+            </w:pPr>
+            <w:r>
+              <w:rPr>
+                <w:color w:val="000000"/>
+                <w:sz w:val="20"/>
+              </w:rPr>
+              <w:t>time_hours, discharge_cms</w:t>
+            </w:r>
+          </w:p>
+        </w:tc>
+      </w:tr>
+      <w:tr>
+        <w:tc>
+          <w:tcPr>
+            <w:tcW w:type="dxa" w:w="3360"/>
+            <w:vAlign w:val="center"/>
+            <w:tcMar>
+              <w:left w:w="10" w:type="dxa"/>
+              <w:right w:w="10" w:type="dxa"/>
+              <w:top w:w="35" w:type="dxa"/>
+              <w:bottom w:w="35" w:type="dxa"/>
+            </w:tcMar>
+          </w:tcPr>
+          <w:p>
+            <w:pPr>
+              <w:spacing w:after="20" w:line="252" w:lineRule="auto"/>
+            </w:pPr>
+            <w:r>
+              <w:rPr>
+                <w:color w:val="000000"/>
+                <w:sz w:val="20"/>
+              </w:rPr>
+              <w:t>NWM Forecast</w:t>
+            </w:r>
+          </w:p>
+        </w:tc>
+        <w:tc>
+          <w:tcPr>
+            <w:tcW w:type="dxa" w:w="3360"/>
+            <w:vAlign w:val="center"/>
+            <w:tcMar>
+              <w:left w:w="10" w:type="dxa"/>
+              <w:right w:w="10" w:type="dxa"/>
+              <w:top w:w="35" w:type="dxa"/>
+              <w:bottom w:w="35" w:type="dxa"/>
+            </w:tcMar>
+          </w:tcPr>
+          <w:p>
+            <w:pPr>
+              <w:spacing w:after="20" w:line="252" w:lineRule="auto"/>
+            </w:pPr>
+            <w:r>
+              <w:rPr>
+                <w:color w:val="000000"/>
+                <w:sz w:val="20"/>
+              </w:rPr>
+              <w:t>nwm_forecast_&lt;feature_id&gt;.csv</w:t>
+            </w:r>
+          </w:p>
+        </w:tc>
+        <w:tc>
+          <w:tcPr>
+            <w:tcW w:type="dxa" w:w="3360"/>
+            <w:vAlign w:val="center"/>
+            <w:tcMar>
+              <w:left w:w="10" w:type="dxa"/>
+              <w:right w:w="10" w:type="dxa"/>
+              <w:top w:w="35" w:type="dxa"/>
+              <w:bottom w:w="35" w:type="dxa"/>
+            </w:tcMar>
+          </w:tcPr>
+          <w:p>
+            <w:pPr>
+              <w:spacing w:after="20" w:line="252" w:lineRule="auto"/>
+            </w:pPr>
+            <w:r>
+              <w:rPr>
+                <w:color w:val="000000"/>
+                <w:sz w:val="20"/>
+              </w:rPr>
+              <w:t>time_hours, discharge_cms</w:t>
+            </w:r>
+          </w:p>
+        </w:tc>
+      </w:tr>
+      <w:tr>
+        <w:tc>
+          <w:tcPr>
+            <w:tcW w:type="dxa" w:w="3360"/>
+            <w:vAlign w:val="center"/>
+            <w:tcMar>
+              <w:left w:w="10" w:type="dxa"/>
+              <w:right w:w="10" w:type="dxa"/>
+              <w:top w:w="35" w:type="dxa"/>
+              <w:bottom w:w="35" w:type="dxa"/>
+            </w:tcMar>
+          </w:tcPr>
+          <w:p>
+            <w:pPr>
+              <w:spacing w:after="20" w:line="252" w:lineRule="auto"/>
+            </w:pPr>
+            <w:r>
+              <w:rPr>
+                <w:color w:val="000000"/>
+                <w:sz w:val="20"/>
+              </w:rPr>
+              <w:t>USGS Stream Gage</w:t>
+            </w:r>
+          </w:p>
+        </w:tc>
+        <w:tc>
+          <w:tcPr>
+            <w:tcW w:type="dxa" w:w="3360"/>
+            <w:vAlign w:val="center"/>
+            <w:tcMar>
+              <w:left w:w="10" w:type="dxa"/>
+              <w:right w:w="10" w:type="dxa"/>
+              <w:top w:w="35" w:type="dxa"/>
+              <w:bottom w:w="35" w:type="dxa"/>
+            </w:tcMar>
+          </w:tcPr>
+          <w:p>
+            <w:pPr>
+              <w:spacing w:after="20" w:line="252" w:lineRule="auto"/>
+            </w:pPr>
+            <w:r>
+              <w:rPr>
+                <w:color w:val="000000"/>
+                <w:sz w:val="20"/>
+              </w:rPr>
+              <w:t>usgs_discharge_&lt;gage_id&gt;.csv</w:t>
+            </w:r>
+          </w:p>
+        </w:tc>
+        <w:tc>
+          <w:tcPr>
+            <w:tcW w:type="dxa" w:w="3360"/>
+            <w:vAlign w:val="center"/>
+            <w:tcMar>
+              <w:left w:w="10" w:type="dxa"/>
+              <w:right w:w="10" w:type="dxa"/>
+              <w:top w:w="35" w:type="dxa"/>
+              <w:bottom w:w="35" w:type="dxa"/>
+            </w:tcMar>
+          </w:tcPr>
+          <w:p>
+            <w:pPr>
+              <w:spacing w:after="20" w:line="252" w:lineRule="auto"/>
+            </w:pPr>
+            <w:r>
+              <w:rPr>
+                <w:color w:val="000000"/>
+                <w:sz w:val="20"/>
+              </w:rPr>
+              <w:t>time_hours, discharge_cms</w:t>
+            </w:r>
+          </w:p>
+        </w:tc>
+      </w:tr>
+    </w:tbl>
+    <w:p>
+      <w:r>
+        <w:t>The primary model-ready discharge field is discharge_cms, which stores discharge in cubic meters per second. The time_hours column represents elapsed hours from the first timestamp and is useful for hydraulic model boundary inputs.</w:t>
+      </w:r>
+    </w:p>
+    <w:p>
+      <w:pPr>
+        <w:pStyle w:val="Heading2"/>
+      </w:pPr>
+      <w:r>
+        <w:rPr>
+          <w:color w:val="000000"/>
+        </w:rPr>
+        <w:t>Using Flowline and Streamflow Together</w:t>
+      </w:r>
+    </w:p>
+    <w:p>
+      <w:pPr>
+        <w:pStyle w:val="ListParagraph"/>
+        <w:numPr>
+          <w:ilvl w:val="0"/>
+          <w:numId w:val="2"/>
+        </w:numPr>
+        <w:spacing w:after="0" w:line="240" w:lineRule="auto"/>
+      </w:pPr>
+      <w:r>
+        <w:t>Run Flowline Mode first when you need to discover NWM feature IDs or nearby USGS gages for an AOI.</w:t>
+      </w:r>
+    </w:p>
+    <w:p>
+      <w:pPr>
+        <w:pStyle w:val="ListParagraph"/>
+        <w:numPr>
+          <w:ilvl w:val="0"/>
+          <w:numId w:val="2"/>
+        </w:numPr>
+        <w:spacing w:after="0" w:line="240" w:lineRule="auto"/>
+      </w:pPr>
+      <w:r>
+        <w:t>Use feature_ids_&lt;AOI name&gt;.csv from Flowline Mode as input for NWM Retrospective or NWM Forecast downloads.</w:t>
+      </w:r>
+    </w:p>
+    <w:p>
+      <w:pPr>
+        <w:pStyle w:val="ListParagraph"/>
+        <w:numPr>
+          <w:ilvl w:val="0"/>
+          <w:numId w:val="2"/>
+        </w:numPr>
+        <w:spacing w:after="0" w:line="240" w:lineRule="auto"/>
+      </w:pPr>
+      <w:r>
+        <w:t>Use usgs_gages_&lt;AOI name&gt;.csv from Flowline Mode to identify candidate USGS gage numbers, then enter the selected gage number(s) in Streamflow Data Mode.</w:t>
+      </w:r>
+    </w:p>
+    <w:p>
+      <w:pPr>
+        <w:pStyle w:val="ListParagraph"/>
+        <w:numPr>
+          <w:ilvl w:val="0"/>
+          <w:numId w:val="2"/>
+        </w:numPr>
+        <w:spacing w:after="0" w:line="240" w:lineRule="auto"/>
+      </w:pPr>
+      <w:r>
+        <w:t>Check the hydrograph preview and warnings after each download to confirm the selected period has usable discharge data.</w:t>
+      </w:r>
+    </w:p>
     <w:sectPr>
       <w:headerReference w:type="default" r:id="rId11"/>
       <w:footerReference w:type="default" r:id="rId12"/>
+      <w:headerReference w:type="first" r:id="rId15"/>
+      <w:headerReference w:type="even" r:id="rId16"/>
+      <w:footerReference w:type="first" r:id="rId17"/>
+      <w:footerReference w:type="even" r:id="rId18"/>
       <w:pgSz w:w="12240" w:h="15840"/>
       <w:pgMar w:top="1080" w:right="1080" w:bottom="1080" w:left="1080" w:header="708" w:footer="708" w:gutter="0"/>
       <w:cols w:space="720"/>
@@ -2842,102 +4689,35 @@
       <w:jc w:val="center"/>
     </w:pPr>
     <w:r>
-      <w:rPr>
-        <w:color w:val="718096"/>
-        <w:sz w:val="18"/>
-        <w:szCs w:val="18"/>
-      </w:rPr>
-      <w:t xml:space="preserve">FIMsim v1.0 | University of Alabama | Page </w:t>
+      <w:t>FIMsim</w:t>
     </w:r>
+  </w:p>
+</w:ftr>
+</file>
+
+<file path=word/footer2.xml><?xml version="1.0" encoding="utf-8"?>
+<w:ftr xmlns:m="http://schemas.openxmlformats.org/officeDocument/2006/math" xmlns:mc="http://schemas.openxmlformats.org/markup-compatibility/2006" xmlns:mo="http://schemas.microsoft.com/office/mac/office/2008/main" xmlns:mv="urn:schemas-microsoft-com:mac:vml" xmlns:o="urn:schemas-microsoft-com:office:office" xmlns:r="http://schemas.openxmlformats.org/officeDocument/2006/relationships" xmlns:v="urn:schemas-microsoft-com:vml" xmlns:w10="urn:schemas-microsoft-com:office:word" xmlns:w14="http://schemas.microsoft.com/office/word/2010/wordml" xmlns:w="http://schemas.openxmlformats.org/wordprocessingml/2006/main" xmlns:wne="http://schemas.microsoft.com/office/word/2006/wordml" xmlns:wp14="http://schemas.microsoft.com/office/word/2010/wordprocessingDrawing" xmlns:wp="http://schemas.openxmlformats.org/drawingml/2006/wordprocessingDrawing" xmlns:wpc="http://schemas.microsoft.com/office/word/2010/wordprocessingCanvas" xmlns:wpg="http://schemas.microsoft.com/office/word/2010/wordprocessingGroup" xmlns:wpi="http://schemas.microsoft.com/office/word/2010/wordprocessingInk" xmlns:wps="http://schemas.microsoft.com/office/word/2010/wordprocessingShape" mc:Ignorable="w14 wp14">
+  <w:p>
+    <w:pPr>
+      <w:pStyle w:val="Footer"/>
+      <w:jc w:val="center"/>
+    </w:pPr>
     <w:r>
-      <w:rPr>
-        <w:color w:val="718096"/>
-        <w:sz w:val="18"/>
-        <w:szCs w:val="18"/>
-      </w:rPr>
-      <w:fldChar w:fldCharType="begin"/>
+      <w:t>FIMsim</w:t>
     </w:r>
+  </w:p>
+</w:ftr>
+</file>
+
+<file path=word/footer3.xml><?xml version="1.0" encoding="utf-8"?>
+<w:ftr xmlns:m="http://schemas.openxmlformats.org/officeDocument/2006/math" xmlns:mc="http://schemas.openxmlformats.org/markup-compatibility/2006" xmlns:mo="http://schemas.microsoft.com/office/mac/office/2008/main" xmlns:mv="urn:schemas-microsoft-com:mac:vml" xmlns:o="urn:schemas-microsoft-com:office:office" xmlns:r="http://schemas.openxmlformats.org/officeDocument/2006/relationships" xmlns:v="urn:schemas-microsoft-com:vml" xmlns:w10="urn:schemas-microsoft-com:office:word" xmlns:w14="http://schemas.microsoft.com/office/word/2010/wordml" xmlns:w="http://schemas.openxmlformats.org/wordprocessingml/2006/main" xmlns:wne="http://schemas.microsoft.com/office/word/2006/wordml" xmlns:wp14="http://schemas.microsoft.com/office/word/2010/wordprocessingDrawing" xmlns:wp="http://schemas.openxmlformats.org/drawingml/2006/wordprocessingDrawing" xmlns:wpc="http://schemas.microsoft.com/office/word/2010/wordprocessingCanvas" xmlns:wpg="http://schemas.microsoft.com/office/word/2010/wordprocessingGroup" xmlns:wpi="http://schemas.microsoft.com/office/word/2010/wordprocessingInk" xmlns:wps="http://schemas.microsoft.com/office/word/2010/wordprocessingShape" mc:Ignorable="w14 wp14">
+  <w:p>
+    <w:pPr>
+      <w:pStyle w:val="Footer"/>
+      <w:jc w:val="center"/>
+    </w:pPr>
     <w:r>
-      <w:rPr>
-        <w:color w:val="718096"/>
-        <w:sz w:val="18"/>
-        <w:szCs w:val="18"/>
-      </w:rPr>
-      <w:instrText>PAGE</w:instrText>
-    </w:r>
-    <w:r>
-      <w:rPr>
-        <w:color w:val="718096"/>
-        <w:sz w:val="18"/>
-        <w:szCs w:val="18"/>
-      </w:rPr>
-      <w:fldChar w:fldCharType="separate"/>
-    </w:r>
-    <w:r>
-      <w:rPr>
-        <w:noProof/>
-        <w:color w:val="718096"/>
-        <w:sz w:val="18"/>
-        <w:szCs w:val="18"/>
-      </w:rPr>
-      <w:t>1</w:t>
-    </w:r>
-    <w:r>
-      <w:rPr>
-        <w:color w:val="718096"/>
-        <w:sz w:val="18"/>
-        <w:szCs w:val="18"/>
-      </w:rPr>
-      <w:fldChar w:fldCharType="end"/>
-    </w:r>
-    <w:r>
-      <w:rPr>
-        <w:color w:val="718096"/>
-        <w:sz w:val="18"/>
-        <w:szCs w:val="18"/>
-      </w:rPr>
-      <w:t xml:space="preserve"> of </w:t>
-    </w:r>
-    <w:r>
-      <w:rPr>
-        <w:color w:val="718096"/>
-        <w:sz w:val="18"/>
-        <w:szCs w:val="18"/>
-      </w:rPr>
-      <w:fldChar w:fldCharType="begin"/>
-    </w:r>
-    <w:r>
-      <w:rPr>
-        <w:color w:val="718096"/>
-        <w:sz w:val="18"/>
-        <w:szCs w:val="18"/>
-      </w:rPr>
-      <w:instrText>NUMPAGES</w:instrText>
-    </w:r>
-    <w:r>
-      <w:rPr>
-        <w:color w:val="718096"/>
-        <w:sz w:val="18"/>
-        <w:szCs w:val="18"/>
-      </w:rPr>
-      <w:fldChar w:fldCharType="separate"/>
-    </w:r>
-    <w:r>
-      <w:rPr>
-        <w:noProof/>
-        <w:color w:val="718096"/>
-        <w:sz w:val="18"/>
-        <w:szCs w:val="18"/>
-      </w:rPr>
-      <w:t>2</w:t>
-    </w:r>
-    <w:r>
-      <w:rPr>
-        <w:color w:val="718096"/>
-        <w:sz w:val="18"/>
-        <w:szCs w:val="18"/>
-      </w:rPr>
-      <w:fldChar w:fldCharType="end"/>
+      <w:t>FIMsim</w:t>
     </w:r>
   </w:p>
 </w:ftr>
@@ -3005,12 +4785,7 @@
         </w:tcPr>
         <w:p>
           <w:r>
-            <w:rPr>
-              <w:color w:val="718096"/>
-              <w:sz w:val="18"/>
-              <w:szCs w:val="18"/>
-            </w:rPr>
-            <w:t>FIMsim — User Manual</w:t>
+            <w:t>FIMsim</w:t>
           </w:r>
         </w:p>
       </w:tc>
@@ -3026,17 +4801,7 @@
           <w:vAlign w:val="center"/>
         </w:tcPr>
         <w:p>
-          <w:pPr>
-            <w:jc w:val="right"/>
-          </w:pPr>
-          <w:r>
-            <w:rPr>
-              <w:color w:val="718096"/>
-              <w:sz w:val="18"/>
-              <w:szCs w:val="18"/>
-            </w:rPr>
-            <w:t>DEM &amp; LULC Modes</w:t>
-          </w:r>
+          <w:r/>
         </w:p>
       </w:tc>
     </w:tr>
@@ -3047,6 +4812,29 @@
         <w:bottom w:val="single" w:sz="4" w:space="2" w:color="2B6CB0"/>
       </w:pBdr>
     </w:pPr>
+    <w:r/>
+  </w:p>
+</w:hdr>
+</file>
+
+<file path=word/header2.xml><?xml version="1.0" encoding="utf-8"?>
+<w:hdr xmlns:m="http://schemas.openxmlformats.org/officeDocument/2006/math" xmlns:mc="http://schemas.openxmlformats.org/markup-compatibility/2006" xmlns:mo="http://schemas.microsoft.com/office/mac/office/2008/main" xmlns:mv="urn:schemas-microsoft-com:mac:vml" xmlns:o="urn:schemas-microsoft-com:office:office" xmlns:r="http://schemas.openxmlformats.org/officeDocument/2006/relationships" xmlns:v="urn:schemas-microsoft-com:vml" xmlns:w10="urn:schemas-microsoft-com:office:word" xmlns:w14="http://schemas.microsoft.com/office/word/2010/wordml" xmlns:w="http://schemas.openxmlformats.org/wordprocessingml/2006/main" xmlns:wne="http://schemas.microsoft.com/office/word/2006/wordml" xmlns:wp14="http://schemas.microsoft.com/office/word/2010/wordprocessingDrawing" xmlns:wp="http://schemas.openxmlformats.org/drawingml/2006/wordprocessingDrawing" xmlns:wpc="http://schemas.microsoft.com/office/word/2010/wordprocessingCanvas" xmlns:wpg="http://schemas.microsoft.com/office/word/2010/wordprocessingGroup" xmlns:wpi="http://schemas.microsoft.com/office/word/2010/wordprocessingInk" xmlns:wps="http://schemas.microsoft.com/office/word/2010/wordprocessingShape" mc:Ignorable="w14 wp14">
+  <w:p>
+    <w:pPr>
+      <w:pStyle w:val="Header"/>
+    </w:pPr>
+    <w:r/>
+  </w:p>
+</w:hdr>
+</file>
+
+<file path=word/header3.xml><?xml version="1.0" encoding="utf-8"?>
+<w:hdr xmlns:m="http://schemas.openxmlformats.org/officeDocument/2006/math" xmlns:mc="http://schemas.openxmlformats.org/markup-compatibility/2006" xmlns:mo="http://schemas.microsoft.com/office/mac/office/2008/main" xmlns:mv="urn:schemas-microsoft-com:mac:vml" xmlns:o="urn:schemas-microsoft-com:office:office" xmlns:r="http://schemas.openxmlformats.org/officeDocument/2006/relationships" xmlns:v="urn:schemas-microsoft-com:vml" xmlns:w10="urn:schemas-microsoft-com:office:word" xmlns:w14="http://schemas.microsoft.com/office/word/2010/wordml" xmlns:w="http://schemas.openxmlformats.org/wordprocessingml/2006/main" xmlns:wne="http://schemas.microsoft.com/office/word/2006/wordml" xmlns:wp14="http://schemas.microsoft.com/office/word/2010/wordprocessingDrawing" xmlns:wp="http://schemas.openxmlformats.org/drawingml/2006/wordprocessingDrawing" xmlns:wpc="http://schemas.microsoft.com/office/word/2010/wordprocessingCanvas" xmlns:wpg="http://schemas.microsoft.com/office/word/2010/wordprocessingGroup" xmlns:wpi="http://schemas.microsoft.com/office/word/2010/wordprocessingInk" xmlns:wps="http://schemas.microsoft.com/office/word/2010/wordprocessingShape" mc:Ignorable="w14 wp14">
+  <w:p>
+    <w:pPr>
+      <w:pStyle w:val="Header"/>
+    </w:pPr>
+    <w:r/>
   </w:p>
 </w:hdr>
 </file>
